--- a/docs/Охрана труда Корепин ИСП-43.docx
+++ b/docs/Охрана труда Корепин ИСП-43.docx
@@ -508,15 +508,15 @@
           <w:sz w:val="28"/>
           <w:szCs w:val="28"/>
         </w:rPr>
-        <w:t xml:space="preserve">м </w:t>
-      </w:r>
-      <w:r>
-        <w:rPr>
-          <w:rFonts w:ascii="Times New Roman" w:hAnsi="Times New Roman" w:cs="Times New Roman"/>
-          <w:sz w:val="28"/>
-          <w:szCs w:val="28"/>
-        </w:rPr>
-        <w:t>[2].</w:t>
+        <w:t>м</w:t>
+      </w:r>
+      <w:r>
+        <w:rPr>
+          <w:rFonts w:ascii="Times New Roman" w:hAnsi="Times New Roman" w:cs="Times New Roman"/>
+          <w:sz w:val="28"/>
+          <w:szCs w:val="28"/>
+        </w:rPr>
+        <w:t>.</w:t>
       </w:r>
       <w:r>
         <w:rPr>
@@ -532,23 +532,55 @@
           <w:sz w:val="28"/>
           <w:szCs w:val="28"/>
         </w:rPr>
-        <w:t xml:space="preserve">Для снижения воздействия электростатических полей рекомендуется поддерживать оптимальную влажность воздуха в помещении в пределах 40-60%, а также регулярно проводить влажную уборку, поскольку сухой воздух способствует накоплению статического электричества </w:t>
-      </w:r>
-      <w:r>
-        <w:rPr>
-          <w:rFonts w:ascii="Times New Roman" w:hAnsi="Times New Roman" w:cs="Times New Roman"/>
-          <w:sz w:val="28"/>
-          <w:szCs w:val="28"/>
-        </w:rPr>
-        <w:t>[2].</w:t>
-      </w:r>
-      <w:r>
-        <w:rPr>
-          <w:rFonts w:ascii="Times New Roman" w:hAnsi="Times New Roman" w:cs="Times New Roman"/>
-          <w:sz w:val="28"/>
-          <w:szCs w:val="28"/>
-        </w:rPr>
-        <w:t xml:space="preserve"> Дополнительной мерой является использование увлажнителей воздуха и ионизаторов, которые нейтрализуют статические заряды.</w:t>
+        <w:t>Для снижения воздействия электростатических полей рекомендуется поддерживать оптимальную влажность воздуха в помещении в пределах 40-60%, а также регулярно проводить влажную уборку, поскольку сухой воздух способствует накопл</w:t>
+      </w:r>
+      <w:r>
+        <w:rPr>
+          <w:rFonts w:ascii="Times New Roman" w:hAnsi="Times New Roman" w:cs="Times New Roman"/>
+          <w:sz w:val="28"/>
+          <w:szCs w:val="28"/>
+        </w:rPr>
+        <w:t>ению статического электричества</w:t>
+      </w:r>
+      <w:r>
+        <w:rPr>
+          <w:rFonts w:ascii="Times New Roman" w:hAnsi="Times New Roman" w:cs="Times New Roman"/>
+          <w:sz w:val="28"/>
+          <w:szCs w:val="28"/>
+        </w:rPr>
+        <w:t>.</w:t>
+      </w:r>
+      <w:r>
+        <w:rPr>
+          <w:rFonts w:ascii="Times New Roman" w:hAnsi="Times New Roman" w:cs="Times New Roman"/>
+          <w:sz w:val="28"/>
+          <w:szCs w:val="28"/>
+        </w:rPr>
+        <w:t xml:space="preserve"> Дополнительной мерой является использование увлажнителей воздуха и ионизаторов, которые нейтрализуют статические заряды</w:t>
+      </w:r>
+      <w:r>
+        <w:rPr>
+          <w:rFonts w:ascii="Times New Roman" w:hAnsi="Times New Roman" w:cs="Times New Roman"/>
+          <w:sz w:val="28"/>
+          <w:szCs w:val="28"/>
+        </w:rPr>
+        <w:t xml:space="preserve"> </w:t>
+      </w:r>
+      <w:r>
+        <w:rPr>
+          <w:rFonts w:ascii="Times New Roman" w:hAnsi="Times New Roman" w:cs="Times New Roman"/>
+          <w:sz w:val="28"/>
+          <w:szCs w:val="28"/>
+        </w:rPr>
+        <w:t>[2]</w:t>
+      </w:r>
+      <w:r>
+        <w:rPr>
+          <w:rFonts w:ascii="Times New Roman" w:hAnsi="Times New Roman" w:cs="Times New Roman"/>
+          <w:sz w:val="28"/>
+          <w:szCs w:val="28"/>
+        </w:rPr>
+        <w:t>.</w:t>
       </w:r>
     </w:p>
     <w:p>
@@ -604,23 +636,39 @@
           <w:sz w:val="28"/>
           <w:szCs w:val="28"/>
         </w:rPr>
-        <w:t xml:space="preserve">, сколиоз, а также синдрома запястного канала </w:t>
-      </w:r>
-      <w:r>
-        <w:rPr>
-          <w:rFonts w:ascii="Times New Roman" w:hAnsi="Times New Roman" w:cs="Times New Roman"/>
-          <w:sz w:val="28"/>
-          <w:szCs w:val="28"/>
-        </w:rPr>
-        <w:t>[1]</w:t>
-      </w:r>
-      <w:r>
-        <w:rPr>
-          <w:rFonts w:ascii="Times New Roman" w:hAnsi="Times New Roman" w:cs="Times New Roman"/>
-          <w:sz w:val="28"/>
-          <w:szCs w:val="28"/>
-        </w:rPr>
-        <w:t>. Для снижения статических физических нагрузок необходимо правильно организовать рабочее место с учетом эргономических требований.</w:t>
+        <w:t>, сколиоз, а т</w:t>
+      </w:r>
+      <w:r>
+        <w:rPr>
+          <w:rFonts w:ascii="Times New Roman" w:hAnsi="Times New Roman" w:cs="Times New Roman"/>
+          <w:sz w:val="28"/>
+          <w:szCs w:val="28"/>
+        </w:rPr>
+        <w:t>акже синдрома запястного канала</w:t>
+      </w:r>
+      <w:r>
+        <w:rPr>
+          <w:rFonts w:ascii="Times New Roman" w:hAnsi="Times New Roman" w:cs="Times New Roman"/>
+          <w:sz w:val="28"/>
+          <w:szCs w:val="28"/>
+        </w:rPr>
+        <w:t>. Для снижения статических физических нагрузок необходимо правильно организовать рабочее место с учетом эргономических требований</w:t>
+      </w:r>
+      <w:r>
+        <w:rPr>
+          <w:rFonts w:ascii="Times New Roman" w:hAnsi="Times New Roman" w:cs="Times New Roman"/>
+          <w:sz w:val="28"/>
+          <w:szCs w:val="28"/>
+        </w:rPr>
+        <w:t xml:space="preserve"> [1]</w:t>
+      </w:r>
+      <w:r>
+        <w:rPr>
+          <w:rFonts w:ascii="Times New Roman" w:hAnsi="Times New Roman" w:cs="Times New Roman"/>
+          <w:sz w:val="28"/>
+          <w:szCs w:val="28"/>
+        </w:rPr>
+        <w:t>.</w:t>
       </w:r>
     </w:p>
     <w:p>
@@ -698,9 +746,9 @@
         </w:rPr>
         <w:drawing>
           <wp:inline distT="0" distB="0" distL="0" distR="0">
-            <wp:extent cx="3984732" cy="3176358"/>
-            <wp:effectExtent l="19050" t="19050" r="15768" b="24042"/>
-            <wp:docPr id="1" name="Рисунок 1" descr="Picture background"/>
+            <wp:extent cx="6120130" cy="3228849"/>
+            <wp:effectExtent l="19050" t="19050" r="13970" b="9651"/>
+            <wp:docPr id="2" name="Рисунок 1" descr="Picture background"/>
             <wp:cNvGraphicFramePr>
               <a:graphicFrameLocks xmlns:a="http://schemas.openxmlformats.org/drawingml/2006/main" noChangeAspect="1"/>
             </wp:cNvGraphicFramePr>
@@ -714,7 +762,7 @@
                     </pic:cNvPicPr>
                   </pic:nvPicPr>
                   <pic:blipFill>
-                    <a:blip r:embed="rId5" cstate="print"/>
+                    <a:blip r:embed="rId5"/>
                     <a:srcRect/>
                     <a:stretch>
                       <a:fillRect/>
@@ -723,7 +771,7 @@
                   <pic:spPr bwMode="auto">
                     <a:xfrm>
                       <a:off x="0" y="0"/>
-                      <a:ext cx="3985235" cy="3176759"/>
+                      <a:ext cx="6120130" cy="3228849"/>
                     </a:xfrm>
                     <a:prstGeom prst="rect">
                       <a:avLst/>
@@ -857,35 +905,17 @@
         <w:jc w:val="both"/>
         <w:rPr>
           <w:rFonts w:ascii="Times New Roman" w:hAnsi="Times New Roman" w:cs="Times New Roman"/>
-          <w:b/>
-          <w:color w:val="000000" w:themeColor="text1"/>
-          <w:sz w:val="24"/>
-          <w:szCs w:val="24"/>
-        </w:rPr>
-      </w:pPr>
-      <w:r>
-        <w:rPr>
-          <w:rFonts w:ascii="Times New Roman" w:hAnsi="Times New Roman" w:cs="Times New Roman"/>
-          <w:sz w:val="28"/>
-          <w:szCs w:val="28"/>
-        </w:rPr>
-        <w:t xml:space="preserve">Кроме того, важно соблюдать режим труда и отдыха: каждый час работы за компьютером необходимо делать перерыв продолжительностью 5-10 минут, во время которого рекомендуется выполнять физические упражнения дня расслабления мышц спины и шеи, а также гимнастику для глаз </w:t>
-      </w:r>
-      <w:r>
-        <w:rPr>
-          <w:rFonts w:ascii="Times New Roman" w:hAnsi="Times New Roman" w:cs="Times New Roman"/>
-          <w:sz w:val="28"/>
-          <w:szCs w:val="28"/>
-        </w:rPr>
-        <w:t>[4]</w:t>
-      </w:r>
-      <w:r>
-        <w:rPr>
-          <w:rFonts w:ascii="Times New Roman" w:hAnsi="Times New Roman" w:cs="Times New Roman"/>
-          <w:sz w:val="28"/>
-          <w:szCs w:val="28"/>
-        </w:rPr>
-        <w:t>. Комплекс упражнений может включать повороты и наклоны головы, вращение плечами, наклоны корпуса, а также упражнения для кистей рук.</w:t>
+          <w:sz w:val="28"/>
+          <w:szCs w:val="28"/>
+        </w:rPr>
+      </w:pPr>
+      <w:r>
+        <w:rPr>
+          <w:rFonts w:ascii="Times New Roman" w:hAnsi="Times New Roman" w:cs="Times New Roman"/>
+          <w:sz w:val="28"/>
+          <w:szCs w:val="28"/>
+        </w:rPr>
+        <w:t>Длительная работа за компьютером оказывает значительную нагрузку на зрительный аппарат. Глаза программиста вынуждены постоянно фокусироваться на близко расположенном экране, что приводит к сухости глаз и снижению остроты зрения. Для профилактики зрительного утомления рекомендуется выполнять специальные упражнения для глаз каждые 20-30 минут работы.</w:t>
       </w:r>
     </w:p>
     <w:p>
@@ -899,194 +929,31 @@
           <w:szCs w:val="28"/>
         </w:rPr>
       </w:pPr>
-      <w:proofErr w:type="gramStart"/>
-      <w:r>
-        <w:rPr>
-          <w:rFonts w:ascii="Times New Roman" w:hAnsi="Times New Roman" w:cs="Times New Roman"/>
-          <w:sz w:val="28"/>
-          <w:szCs w:val="28"/>
-        </w:rPr>
-        <w:t xml:space="preserve">Для профилактики </w:t>
-      </w:r>
-      <w:r>
-        <w:rPr>
-          <w:rFonts w:ascii="Times New Roman" w:hAnsi="Times New Roman" w:cs="Times New Roman"/>
-          <w:sz w:val="28"/>
-          <w:szCs w:val="28"/>
-        </w:rPr>
-        <w:t>утомления</w:t>
-      </w:r>
-      <w:r>
-        <w:rPr>
-          <w:rFonts w:ascii="Times New Roman" w:hAnsi="Times New Roman" w:cs="Times New Roman"/>
-          <w:sz w:val="28"/>
-          <w:szCs w:val="28"/>
-        </w:rPr>
-        <w:t xml:space="preserve"> глаз, </w:t>
-      </w:r>
-      <w:r>
-        <w:rPr>
-          <w:rFonts w:ascii="Times New Roman" w:hAnsi="Times New Roman" w:cs="Times New Roman"/>
-          <w:sz w:val="28"/>
-          <w:szCs w:val="28"/>
-        </w:rPr>
-        <w:t>которое также связано со статическ</w:t>
-      </w:r>
-      <w:r>
-        <w:rPr>
-          <w:rFonts w:ascii="Times New Roman" w:hAnsi="Times New Roman" w:cs="Times New Roman"/>
-          <w:sz w:val="28"/>
-          <w:szCs w:val="28"/>
-        </w:rPr>
-        <w:t xml:space="preserve">ой нагрузкой на мышцы, рекомендуется каждые 20-30 минут проводить взгляд на удаленные предметы, а также выполнять </w:t>
-      </w:r>
-      <w:r>
-        <w:rPr>
-          <w:rFonts w:ascii="Times New Roman" w:hAnsi="Times New Roman" w:cs="Times New Roman"/>
-          <w:sz w:val="28"/>
-          <w:szCs w:val="28"/>
-        </w:rPr>
-        <w:t>специальные</w:t>
-      </w:r>
-      <w:r>
-        <w:rPr>
-          <w:rFonts w:ascii="Times New Roman" w:hAnsi="Times New Roman" w:cs="Times New Roman"/>
-          <w:sz w:val="28"/>
-          <w:szCs w:val="28"/>
-        </w:rPr>
-        <w:t xml:space="preserve"> упражнения: круговые движения глазами, частое моргание, фокусировку на близкий и </w:t>
-      </w:r>
-      <w:r>
-        <w:rPr>
-          <w:rFonts w:ascii="Times New Roman" w:hAnsi="Times New Roman" w:cs="Times New Roman"/>
-          <w:sz w:val="28"/>
-          <w:szCs w:val="28"/>
-        </w:rPr>
-        <w:t>дальних</w:t>
-      </w:r>
-      <w:r>
-        <w:rPr>
-          <w:rFonts w:ascii="Times New Roman" w:hAnsi="Times New Roman" w:cs="Times New Roman"/>
-          <w:sz w:val="28"/>
-          <w:szCs w:val="28"/>
-        </w:rPr>
-        <w:t xml:space="preserve"> объектах.</w:t>
-      </w:r>
-      <w:proofErr w:type="gramEnd"/>
-      <w:r>
-        <w:rPr>
-          <w:rFonts w:ascii="Times New Roman" w:hAnsi="Times New Roman" w:cs="Times New Roman"/>
-          <w:sz w:val="28"/>
-          <w:szCs w:val="28"/>
-        </w:rPr>
-        <w:t xml:space="preserve"> Монитор следует </w:t>
-      </w:r>
-      <w:r>
-        <w:rPr>
-          <w:rFonts w:ascii="Times New Roman" w:hAnsi="Times New Roman" w:cs="Times New Roman"/>
-          <w:sz w:val="28"/>
-          <w:szCs w:val="28"/>
-        </w:rPr>
-        <w:t>настраивать</w:t>
-      </w:r>
-      <w:r>
-        <w:rPr>
-          <w:rFonts w:ascii="Times New Roman" w:hAnsi="Times New Roman" w:cs="Times New Roman"/>
-          <w:sz w:val="28"/>
-          <w:szCs w:val="28"/>
-        </w:rPr>
-        <w:t xml:space="preserve"> таким образом, чтобы яркость и контрастность были комфорт</w:t>
-      </w:r>
-      <w:r>
-        <w:rPr>
-          <w:rFonts w:ascii="Times New Roman" w:hAnsi="Times New Roman" w:cs="Times New Roman"/>
-          <w:sz w:val="28"/>
-          <w:szCs w:val="28"/>
-        </w:rPr>
-        <w:t>ными для глаз</w:t>
-      </w:r>
-      <w:r>
-        <w:rPr>
-          <w:rFonts w:ascii="Times New Roman" w:hAnsi="Times New Roman" w:cs="Times New Roman"/>
-          <w:sz w:val="28"/>
-          <w:szCs w:val="28"/>
-        </w:rPr>
-        <w:t>, а также использовать режим пониженной синевы свечения в темное время суток</w:t>
-      </w:r>
-      <w:r>
-        <w:rPr>
-          <w:rFonts w:ascii="Times New Roman" w:hAnsi="Times New Roman" w:cs="Times New Roman"/>
-          <w:sz w:val="28"/>
-          <w:szCs w:val="28"/>
-        </w:rPr>
-        <w:t xml:space="preserve"> [4]</w:t>
-      </w:r>
-      <w:r>
-        <w:rPr>
-          <w:rFonts w:ascii="Times New Roman" w:hAnsi="Times New Roman" w:cs="Times New Roman"/>
-          <w:sz w:val="28"/>
-          <w:szCs w:val="28"/>
-        </w:rPr>
-        <w:t xml:space="preserve">. Важно помнить, что </w:t>
-      </w:r>
-      <w:r>
-        <w:rPr>
-          <w:rFonts w:ascii="Times New Roman" w:hAnsi="Times New Roman" w:cs="Times New Roman"/>
-          <w:sz w:val="28"/>
-          <w:szCs w:val="28"/>
-        </w:rPr>
-        <w:lastRenderedPageBreak/>
-        <w:t>работы за компьютером с единственным источником света в темное время суток не рекомендуется, так как это значительно повышает нагрузку на зрение</w:t>
-      </w:r>
-      <w:r>
-        <w:rPr>
-          <w:rFonts w:ascii="Times New Roman" w:hAnsi="Times New Roman" w:cs="Times New Roman"/>
-          <w:sz w:val="28"/>
-          <w:szCs w:val="28"/>
-        </w:rPr>
-        <w:t xml:space="preserve"> [4]</w:t>
-      </w:r>
-      <w:r>
-        <w:rPr>
-          <w:rFonts w:ascii="Times New Roman" w:hAnsi="Times New Roman" w:cs="Times New Roman"/>
-          <w:sz w:val="28"/>
-          <w:szCs w:val="28"/>
-        </w:rPr>
-        <w:t>.</w:t>
-      </w:r>
-      <w:r>
-        <w:rPr>
-          <w:rFonts w:ascii="Times New Roman" w:hAnsi="Times New Roman" w:cs="Times New Roman"/>
-          <w:sz w:val="28"/>
-          <w:szCs w:val="28"/>
-        </w:rPr>
-        <w:t xml:space="preserve"> </w:t>
-      </w:r>
-      <w:r>
-        <w:rPr>
-          <w:rFonts w:ascii="Times New Roman" w:hAnsi="Times New Roman" w:cs="Times New Roman"/>
-          <w:sz w:val="28"/>
-          <w:szCs w:val="28"/>
-        </w:rPr>
-        <w:t>Примерный комплекс упражнений для снижения статических нагрузок представлен на рисунке 2.</w:t>
+      <w:r>
+        <w:rPr>
+          <w:rFonts w:ascii="Times New Roman" w:hAnsi="Times New Roman" w:cs="Times New Roman"/>
+          <w:sz w:val="28"/>
+          <w:szCs w:val="28"/>
+        </w:rPr>
+        <w:t>Примерный комплекс упражнений для глаз представлен в соответствии с рисунком 2.</w:t>
       </w:r>
     </w:p>
     <w:p>
       <w:pPr>
         <w:keepNext/>
         <w:spacing w:after="0" w:line="240" w:lineRule="auto"/>
-        <w:ind w:firstLine="567"/>
         <w:jc w:val="center"/>
       </w:pPr>
       <w:r>
         <w:rPr>
           <w:noProof/>
         </w:rPr>
+        <w:lastRenderedPageBreak/>
         <w:drawing>
           <wp:inline distT="0" distB="0" distL="0" distR="0">
-            <wp:extent cx="5407025" cy="3808730"/>
-            <wp:effectExtent l="19050" t="19050" r="22225" b="20320"/>
-            <wp:docPr id="11" name="Рисунок 11" descr="C:\Users\Владислав\AppData\Local\Microsoft\Windows\INetCache\Content.Word\3.jpg"/>
+            <wp:extent cx="6120130" cy="3445203"/>
+            <wp:effectExtent l="19050" t="19050" r="13970" b="21897"/>
+            <wp:docPr id="14" name="Рисунок 14" descr="C:\Users\Владислав\Downloads\maxresdefault.jpg"/>
             <wp:cNvGraphicFramePr>
               <a:graphicFrameLocks xmlns:a="http://schemas.openxmlformats.org/drawingml/2006/main" noChangeAspect="1"/>
             </wp:cNvGraphicFramePr>
@@ -1094,7 +961,7 @@
               <a:graphicData uri="http://schemas.openxmlformats.org/drawingml/2006/picture">
                 <pic:pic xmlns:pic="http://schemas.openxmlformats.org/drawingml/2006/picture">
                   <pic:nvPicPr>
-                    <pic:cNvPr id="0" name="Picture 11" descr="C:\Users\Владислав\AppData\Local\Microsoft\Windows\INetCache\Content.Word\3.jpg"/>
+                    <pic:cNvPr id="0" name="Picture 14" descr="C:\Users\Владислав\Downloads\maxresdefault.jpg"/>
                     <pic:cNvPicPr>
                       <a:picLocks noChangeAspect="1" noChangeArrowheads="1"/>
                     </pic:cNvPicPr>
@@ -1109,7 +976,7 @@
                   <pic:spPr bwMode="auto">
                     <a:xfrm>
                       <a:off x="0" y="0"/>
-                      <a:ext cx="5407025" cy="3808730"/>
+                      <a:ext cx="6120130" cy="3445203"/>
                     </a:xfrm>
                     <a:prstGeom prst="rect">
                       <a:avLst/>
@@ -1213,6 +1080,270 @@
           <w:sz w:val="24"/>
           <w:szCs w:val="24"/>
         </w:rPr>
+        <w:t xml:space="preserve"> – Примерный комплекс упражнений для глаз</w:t>
+      </w:r>
+    </w:p>
+    <w:p>
+      <w:pPr>
+        <w:spacing w:after="0" w:line="360" w:lineRule="auto"/>
+        <w:ind w:firstLine="567"/>
+        <w:jc w:val="both"/>
+        <w:rPr>
+          <w:rFonts w:ascii="Times New Roman" w:hAnsi="Times New Roman" w:cs="Times New Roman"/>
+          <w:sz w:val="28"/>
+          <w:szCs w:val="28"/>
+        </w:rPr>
+      </w:pPr>
+      <w:r>
+        <w:rPr>
+          <w:rFonts w:ascii="Times New Roman" w:hAnsi="Times New Roman" w:cs="Times New Roman"/>
+          <w:sz w:val="28"/>
+          <w:szCs w:val="28"/>
+        </w:rPr>
+        <w:t>Для снижения нагрузки на зрение также рекомендуется настраивать монитор таким образом, чтобы яркость и контрастность были комфортными для глаз, а также использовать режим пониженной интенсивности синего свечения в тёмное время суток</w:t>
+      </w:r>
+      <w:r>
+        <w:rPr>
+          <w:rFonts w:ascii="Times New Roman" w:hAnsi="Times New Roman" w:cs="Times New Roman"/>
+          <w:sz w:val="28"/>
+          <w:szCs w:val="28"/>
+        </w:rPr>
+        <w:t>.</w:t>
+      </w:r>
+      <w:r>
+        <w:rPr>
+          <w:rFonts w:ascii="Times New Roman" w:hAnsi="Times New Roman" w:cs="Times New Roman"/>
+          <w:sz w:val="28"/>
+          <w:szCs w:val="28"/>
+        </w:rPr>
+        <w:t xml:space="preserve"> Расстояние от глаз до экрана монитора должно составлять 50-70 см, при этом верхняя граница экрана должна находиться на уровне глаз или чуть ниже </w:t>
+      </w:r>
+      <w:r>
+        <w:rPr>
+          <w:rFonts w:ascii="Times New Roman" w:hAnsi="Times New Roman" w:cs="Times New Roman"/>
+          <w:sz w:val="28"/>
+          <w:szCs w:val="28"/>
+        </w:rPr>
+        <w:t>[4].</w:t>
+      </w:r>
+    </w:p>
+    <w:p>
+      <w:pPr>
+        <w:spacing w:after="0" w:line="360" w:lineRule="auto"/>
+        <w:ind w:firstLine="567"/>
+        <w:jc w:val="both"/>
+        <w:rPr>
+          <w:rFonts w:ascii="Times New Roman" w:hAnsi="Times New Roman" w:cs="Times New Roman"/>
+          <w:b/>
+          <w:color w:val="000000" w:themeColor="text1"/>
+          <w:sz w:val="24"/>
+          <w:szCs w:val="24"/>
+        </w:rPr>
+      </w:pPr>
+      <w:r>
+        <w:rPr>
+          <w:rFonts w:ascii="Times New Roman" w:hAnsi="Times New Roman" w:cs="Times New Roman"/>
+          <w:sz w:val="28"/>
+          <w:szCs w:val="28"/>
+        </w:rPr>
+        <w:t xml:space="preserve">Помимо зрительной гимнастики, для профилактики заболеваний опорно-двигательного аппарата необходимо выполнять физические упражнения для расслабления мышц спины, шеи, плечевого пояса и кистей рук. Каждые 45-60 минут работы рекомендуется делать перерыв продолжительностью 5-10 минут </w:t>
+      </w:r>
+      <w:r>
+        <w:rPr>
+          <w:rFonts w:ascii="Times New Roman" w:hAnsi="Times New Roman" w:cs="Times New Roman"/>
+          <w:sz w:val="28"/>
+          <w:szCs w:val="28"/>
+          <w:lang w:val="en-US"/>
+        </w:rPr>
+        <w:t>[4]</w:t>
+      </w:r>
+      <w:r>
+        <w:rPr>
+          <w:rFonts w:ascii="Times New Roman" w:hAnsi="Times New Roman" w:cs="Times New Roman"/>
+          <w:sz w:val="28"/>
+          <w:szCs w:val="28"/>
+        </w:rPr>
+        <w:t>.</w:t>
+      </w:r>
+    </w:p>
+    <w:p>
+      <w:pPr>
+        <w:spacing w:after="0" w:line="360" w:lineRule="auto"/>
+        <w:ind w:firstLine="567"/>
+        <w:jc w:val="both"/>
+        <w:rPr>
+          <w:rFonts w:ascii="Times New Roman" w:hAnsi="Times New Roman" w:cs="Times New Roman"/>
+          <w:sz w:val="28"/>
+          <w:szCs w:val="28"/>
+        </w:rPr>
+      </w:pPr>
+      <w:r>
+        <w:rPr>
+          <w:rFonts w:ascii="Times New Roman" w:hAnsi="Times New Roman" w:cs="Times New Roman"/>
+          <w:sz w:val="28"/>
+          <w:szCs w:val="28"/>
+        </w:rPr>
+        <w:t>Примерный комплекс упражнений для снижения статических н</w:t>
+      </w:r>
+      <w:r>
+        <w:rPr>
+          <w:rFonts w:ascii="Times New Roman" w:hAnsi="Times New Roman" w:cs="Times New Roman"/>
+          <w:sz w:val="28"/>
+          <w:szCs w:val="28"/>
+        </w:rPr>
+        <w:t>агрузок представлен на рисунке 3</w:t>
+      </w:r>
+      <w:r>
+        <w:rPr>
+          <w:rFonts w:ascii="Times New Roman" w:hAnsi="Times New Roman" w:cs="Times New Roman"/>
+          <w:sz w:val="28"/>
+          <w:szCs w:val="28"/>
+        </w:rPr>
+        <w:t>.</w:t>
+      </w:r>
+    </w:p>
+    <w:p>
+      <w:pPr>
+        <w:keepNext/>
+        <w:spacing w:after="0" w:line="240" w:lineRule="auto"/>
+        <w:jc w:val="center"/>
+      </w:pPr>
+      <w:r>
+        <w:rPr>
+          <w:noProof/>
+        </w:rPr>
+        <w:lastRenderedPageBreak/>
+        <w:drawing>
+          <wp:inline distT="0" distB="0" distL="0" distR="0">
+            <wp:extent cx="6120130" cy="6124855"/>
+            <wp:effectExtent l="19050" t="19050" r="13970" b="28295"/>
+            <wp:docPr id="4" name="Рисунок 4" descr="C:\Users\Владислав\Downloads\111_151.jpg"/>
+            <wp:cNvGraphicFramePr>
+              <a:graphicFrameLocks xmlns:a="http://schemas.openxmlformats.org/drawingml/2006/main" noChangeAspect="1"/>
+            </wp:cNvGraphicFramePr>
+            <a:graphic xmlns:a="http://schemas.openxmlformats.org/drawingml/2006/main">
+              <a:graphicData uri="http://schemas.openxmlformats.org/drawingml/2006/picture">
+                <pic:pic xmlns:pic="http://schemas.openxmlformats.org/drawingml/2006/picture">
+                  <pic:nvPicPr>
+                    <pic:cNvPr id="0" name="Picture 4" descr="C:\Users\Владислав\Downloads\111_151.jpg"/>
+                    <pic:cNvPicPr>
+                      <a:picLocks noChangeAspect="1" noChangeArrowheads="1"/>
+                    </pic:cNvPicPr>
+                  </pic:nvPicPr>
+                  <pic:blipFill>
+                    <a:blip r:embed="rId7" cstate="print"/>
+                    <a:srcRect/>
+                    <a:stretch>
+                      <a:fillRect/>
+                    </a:stretch>
+                  </pic:blipFill>
+                  <pic:spPr bwMode="auto">
+                    <a:xfrm>
+                      <a:off x="0" y="0"/>
+                      <a:ext cx="6120130" cy="6124855"/>
+                    </a:xfrm>
+                    <a:prstGeom prst="rect">
+                      <a:avLst/>
+                    </a:prstGeom>
+                    <a:noFill/>
+                    <a:ln w="9525">
+                      <a:solidFill>
+                        <a:schemeClr val="tx1"/>
+                      </a:solidFill>
+                      <a:miter lim="800000"/>
+                      <a:headEnd/>
+                      <a:tailEnd/>
+                    </a:ln>
+                  </pic:spPr>
+                </pic:pic>
+              </a:graphicData>
+            </a:graphic>
+          </wp:inline>
+        </w:drawing>
+      </w:r>
+    </w:p>
+    <w:p>
+      <w:pPr>
+        <w:pStyle w:val="a7"/>
+        <w:spacing w:after="0" w:line="360" w:lineRule="auto"/>
+        <w:jc w:val="center"/>
+        <w:rPr>
+          <w:rFonts w:ascii="Times New Roman" w:hAnsi="Times New Roman" w:cs="Times New Roman"/>
+          <w:b w:val="0"/>
+          <w:color w:val="000000" w:themeColor="text1"/>
+          <w:sz w:val="24"/>
+          <w:szCs w:val="24"/>
+        </w:rPr>
+      </w:pPr>
+      <w:r>
+        <w:rPr>
+          <w:rFonts w:ascii="Times New Roman" w:hAnsi="Times New Roman" w:cs="Times New Roman"/>
+          <w:b w:val="0"/>
+          <w:color w:val="000000" w:themeColor="text1"/>
+          <w:sz w:val="24"/>
+          <w:szCs w:val="24"/>
+        </w:rPr>
+        <w:t xml:space="preserve">Рисунок </w:t>
+      </w:r>
+      <w:r>
+        <w:rPr>
+          <w:rFonts w:ascii="Times New Roman" w:hAnsi="Times New Roman" w:cs="Times New Roman"/>
+          <w:b w:val="0"/>
+          <w:color w:val="000000" w:themeColor="text1"/>
+          <w:sz w:val="24"/>
+          <w:szCs w:val="24"/>
+        </w:rPr>
+        <w:fldChar w:fldCharType="begin"/>
+      </w:r>
+      <w:r>
+        <w:rPr>
+          <w:rFonts w:ascii="Times New Roman" w:hAnsi="Times New Roman" w:cs="Times New Roman"/>
+          <w:b w:val="0"/>
+          <w:color w:val="000000" w:themeColor="text1"/>
+          <w:sz w:val="24"/>
+          <w:szCs w:val="24"/>
+        </w:rPr>
+        <w:instrText xml:space="preserve"> SEQ Рисунок \* ARABIC </w:instrText>
+      </w:r>
+      <w:r>
+        <w:rPr>
+          <w:rFonts w:ascii="Times New Roman" w:hAnsi="Times New Roman" w:cs="Times New Roman"/>
+          <w:b w:val="0"/>
+          <w:color w:val="000000" w:themeColor="text1"/>
+          <w:sz w:val="24"/>
+          <w:szCs w:val="24"/>
+        </w:rPr>
+        <w:fldChar w:fldCharType="separate"/>
+      </w:r>
+      <w:r>
+        <w:rPr>
+          <w:rFonts w:ascii="Times New Roman" w:hAnsi="Times New Roman" w:cs="Times New Roman"/>
+          <w:b w:val="0"/>
+          <w:noProof/>
+          <w:color w:val="000000" w:themeColor="text1"/>
+          <w:sz w:val="24"/>
+          <w:szCs w:val="24"/>
+        </w:rPr>
+        <w:t>3</w:t>
+      </w:r>
+      <w:r>
+        <w:rPr>
+          <w:rFonts w:ascii="Times New Roman" w:hAnsi="Times New Roman" w:cs="Times New Roman"/>
+          <w:b w:val="0"/>
+          <w:color w:val="000000" w:themeColor="text1"/>
+          <w:sz w:val="24"/>
+          <w:szCs w:val="24"/>
+        </w:rPr>
+        <w:fldChar w:fldCharType="end"/>
+      </w:r>
+      <w:r>
+        <w:rPr>
+          <w:rFonts w:ascii="Times New Roman" w:hAnsi="Times New Roman" w:cs="Times New Roman"/>
+          <w:b w:val="0"/>
+          <w:color w:val="000000" w:themeColor="text1"/>
+          <w:sz w:val="24"/>
+          <w:szCs w:val="24"/>
+        </w:rPr>
         <w:t xml:space="preserve"> – Комплекс упражнений для снижения статических нагрузок</w:t>
       </w:r>
     </w:p>
@@ -1434,7 +1565,7 @@
         </w:rPr>
         <w:t xml:space="preserve"> </w:t>
       </w:r>
-      <w:hyperlink r:id="rId7" w:history="1">
+      <w:hyperlink r:id="rId8" w:history="1">
         <w:r>
           <w:rPr>
             <w:rStyle w:val="a4"/>
@@ -1682,7 +1813,7 @@
         </w:rPr>
         <w:t xml:space="preserve"> </w:t>
       </w:r>
-      <w:hyperlink r:id="rId8" w:history="1">
+      <w:hyperlink r:id="rId9" w:history="1">
         <w:r>
           <w:rPr>
             <w:rStyle w:val="a4"/>
@@ -1769,7 +1900,7 @@
         </w:rPr>
         <w:t xml:space="preserve"> </w:t>
       </w:r>
-      <w:hyperlink r:id="rId9" w:history="1">
+      <w:hyperlink r:id="rId10" w:history="1">
         <w:r>
           <w:rPr>
             <w:rStyle w:val="a4"/>
@@ -1857,7 +1988,7 @@
         </w:rPr>
         <w:t xml:space="preserve">: </w:t>
       </w:r>
-      <w:hyperlink r:id="rId10" w:history="1">
+      <w:hyperlink r:id="rId11" w:history="1">
         <w:r>
           <w:rPr>
             <w:rStyle w:val="a4"/>
@@ -1925,7 +2056,7 @@
         </w:rPr>
         <w:t xml:space="preserve">: </w:t>
       </w:r>
-      <w:hyperlink r:id="rId11" w:history="1">
+      <w:hyperlink r:id="rId12" w:history="1">
         <w:r>
           <w:rPr>
             <w:rStyle w:val="a4"/>

--- a/docs/Охрана труда Корепин ИСП-43.docx
+++ b/docs/Охрана труда Корепин ИСП-43.docx
@@ -82,7 +82,74 @@
           <w:sz w:val="28"/>
           <w:szCs w:val="28"/>
         </w:rPr>
-        <w:t xml:space="preserve">, позволяющий пользователям просматривать книжный каталог, искать книги по различным критериям, оставлять отзывы и рейтинги, а так же формировать личные подборки. Сайт разработан с использованием современных технологий </w:t>
+        <w:t xml:space="preserve">, позволяющий пользователям просматривать книжный каталог, искать книги по различным критериям, оставлять отзывы и рейтинги, а так же формировать личные подборки. </w:t>
+      </w:r>
+      <w:r>
+        <w:rPr>
+          <w:rFonts w:ascii="Times New Roman" w:hAnsi="Times New Roman" w:cs="Times New Roman"/>
+          <w:sz w:val="28"/>
+          <w:szCs w:val="28"/>
+        </w:rPr>
+        <w:t xml:space="preserve">При разработке использованы следующие технологии: </w:t>
+      </w:r>
+      <w:r>
+        <w:rPr>
+          <w:rFonts w:ascii="Times New Roman" w:hAnsi="Times New Roman" w:cs="Times New Roman"/>
+          <w:sz w:val="28"/>
+          <w:szCs w:val="28"/>
+          <w:lang w:val="en-US"/>
+        </w:rPr>
+        <w:t>HTML</w:t>
+      </w:r>
+      <w:r>
+        <w:rPr>
+          <w:rFonts w:ascii="Times New Roman" w:hAnsi="Times New Roman" w:cs="Times New Roman"/>
+          <w:sz w:val="28"/>
+          <w:szCs w:val="28"/>
+        </w:rPr>
+        <w:t>5</w:t>
+      </w:r>
+      <w:r>
+        <w:rPr>
+          <w:rFonts w:ascii="Times New Roman" w:hAnsi="Times New Roman" w:cs="Times New Roman"/>
+          <w:sz w:val="28"/>
+          <w:szCs w:val="28"/>
+        </w:rPr>
+        <w:t xml:space="preserve"> –</w:t>
+      </w:r>
+      <w:r>
+        <w:rPr>
+          <w:rFonts w:ascii="Times New Roman" w:hAnsi="Times New Roman" w:cs="Times New Roman"/>
+          <w:sz w:val="28"/>
+          <w:szCs w:val="28"/>
+        </w:rPr>
+        <w:t xml:space="preserve"> </w:t>
+      </w:r>
+      <w:r>
+        <w:rPr>
+          <w:rFonts w:ascii="Times New Roman" w:hAnsi="Times New Roman" w:cs="Times New Roman"/>
+          <w:sz w:val="28"/>
+          <w:szCs w:val="28"/>
+        </w:rPr>
+        <w:t xml:space="preserve">использован </w:t>
+      </w:r>
+      <w:proofErr w:type="gramStart"/>
+      <w:r>
+        <w:rPr>
+          <w:rFonts w:ascii="Times New Roman" w:hAnsi="Times New Roman" w:cs="Times New Roman"/>
+          <w:sz w:val="28"/>
+          <w:szCs w:val="28"/>
+        </w:rPr>
+        <w:t>для  структурирования</w:t>
+      </w:r>
+      <w:proofErr w:type="gramEnd"/>
+      <w:r>
+        <w:rPr>
+          <w:rFonts w:ascii="Times New Roman" w:hAnsi="Times New Roman" w:cs="Times New Roman"/>
+          <w:sz w:val="28"/>
+          <w:szCs w:val="28"/>
+        </w:rPr>
+        <w:t xml:space="preserve"> содержимого </w:t>
       </w:r>
       <w:proofErr w:type="spellStart"/>
       <w:r>
@@ -91,7 +158,7 @@
           <w:sz w:val="28"/>
           <w:szCs w:val="28"/>
         </w:rPr>
-        <w:t>веб-программирования</w:t>
+        <w:t>веб-страниц</w:t>
       </w:r>
       <w:proofErr w:type="spellEnd"/>
       <w:r>
@@ -100,7 +167,7 @@
           <w:sz w:val="28"/>
           <w:szCs w:val="28"/>
         </w:rPr>
-        <w:t xml:space="preserve"> (</w:t>
+        <w:t xml:space="preserve">, </w:t>
       </w:r>
       <w:r>
         <w:rPr>
@@ -109,15 +176,23 @@
           <w:szCs w:val="28"/>
           <w:lang w:val="en-US"/>
         </w:rPr>
-        <w:t>HTML</w:t>
-      </w:r>
-      <w:r>
-        <w:rPr>
-          <w:rFonts w:ascii="Times New Roman" w:hAnsi="Times New Roman" w:cs="Times New Roman"/>
-          <w:sz w:val="28"/>
-          <w:szCs w:val="28"/>
-        </w:rPr>
-        <w:t xml:space="preserve">5, </w:t>
+        <w:t>CSS</w:t>
+      </w:r>
+      <w:r>
+        <w:rPr>
+          <w:rFonts w:ascii="Times New Roman" w:hAnsi="Times New Roman" w:cs="Times New Roman"/>
+          <w:sz w:val="28"/>
+          <w:szCs w:val="28"/>
+        </w:rPr>
+        <w:t>3</w:t>
+      </w:r>
+      <w:r>
+        <w:rPr>
+          <w:rFonts w:ascii="Times New Roman" w:hAnsi="Times New Roman" w:cs="Times New Roman"/>
+          <w:sz w:val="28"/>
+          <w:szCs w:val="28"/>
+        </w:rPr>
+        <w:t xml:space="preserve"> – для визуального оформления и адаптивной вёрстки, </w:t>
       </w:r>
       <w:r>
         <w:rPr>
@@ -126,15 +201,23 @@
           <w:szCs w:val="28"/>
           <w:lang w:val="en-US"/>
         </w:rPr>
-        <w:t>CSS</w:t>
-      </w:r>
-      <w:r>
-        <w:rPr>
-          <w:rFonts w:ascii="Times New Roman" w:hAnsi="Times New Roman" w:cs="Times New Roman"/>
-          <w:sz w:val="28"/>
-          <w:szCs w:val="28"/>
-        </w:rPr>
-        <w:t xml:space="preserve">3, </w:t>
+        <w:t>JavaScript</w:t>
+      </w:r>
+      <w:r>
+        <w:rPr>
+          <w:rFonts w:ascii="Times New Roman" w:hAnsi="Times New Roman" w:cs="Times New Roman"/>
+          <w:sz w:val="28"/>
+          <w:szCs w:val="28"/>
+        </w:rPr>
+        <w:t xml:space="preserve"> </w:t>
+      </w:r>
+      <w:r>
+        <w:rPr>
+          <w:rFonts w:ascii="Times New Roman" w:hAnsi="Times New Roman" w:cs="Times New Roman"/>
+          <w:sz w:val="28"/>
+          <w:szCs w:val="28"/>
+        </w:rPr>
+        <w:t xml:space="preserve">– для реализации клиентской логики и интерактивных элементов, </w:t>
       </w:r>
       <w:r>
         <w:rPr>
@@ -143,16 +226,17 @@
           <w:szCs w:val="28"/>
           <w:lang w:val="en-US"/>
         </w:rPr>
-        <w:t>JavaScript</w:t>
-      </w:r>
-      <w:r>
-        <w:rPr>
-          <w:rFonts w:ascii="Times New Roman" w:hAnsi="Times New Roman" w:cs="Times New Roman"/>
-          <w:sz w:val="28"/>
-          <w:szCs w:val="28"/>
-        </w:rPr>
-        <w:t xml:space="preserve">, </w:t>
-      </w:r>
+        <w:t>Node</w:t>
+      </w:r>
+      <w:r>
+        <w:rPr>
+          <w:rFonts w:ascii="Times New Roman" w:hAnsi="Times New Roman" w:cs="Times New Roman"/>
+          <w:sz w:val="28"/>
+          <w:szCs w:val="28"/>
+        </w:rPr>
+        <w:t>.</w:t>
+      </w:r>
+      <w:proofErr w:type="spellStart"/>
       <w:r>
         <w:rPr>
           <w:rFonts w:ascii="Times New Roman" w:hAnsi="Times New Roman" w:cs="Times New Roman"/>
@@ -160,24 +244,6 @@
           <w:szCs w:val="28"/>
           <w:lang w:val="en-US"/>
         </w:rPr>
-        <w:t>Node</w:t>
-      </w:r>
-      <w:r>
-        <w:rPr>
-          <w:rFonts w:ascii="Times New Roman" w:hAnsi="Times New Roman" w:cs="Times New Roman"/>
-          <w:sz w:val="28"/>
-          <w:szCs w:val="28"/>
-        </w:rPr>
-        <w:t>.</w:t>
-      </w:r>
-      <w:proofErr w:type="spellStart"/>
-      <w:r>
-        <w:rPr>
-          <w:rFonts w:ascii="Times New Roman" w:hAnsi="Times New Roman" w:cs="Times New Roman"/>
-          <w:sz w:val="28"/>
-          <w:szCs w:val="28"/>
-          <w:lang w:val="en-US"/>
-        </w:rPr>
         <w:t>js</w:t>
       </w:r>
       <w:proofErr w:type="spellEnd"/>
@@ -187,15 +253,15 @@
           <w:sz w:val="28"/>
           <w:szCs w:val="28"/>
         </w:rPr>
-        <w:t xml:space="preserve">) </w:t>
-      </w:r>
-      <w:r>
-        <w:rPr>
-          <w:rFonts w:ascii="Times New Roman" w:hAnsi="Times New Roman" w:cs="Times New Roman"/>
-          <w:sz w:val="28"/>
-          <w:szCs w:val="28"/>
-        </w:rPr>
-        <w:t>и ориентирован на удобство взаимодействия с целевой аудиторией – любителями чтения.</w:t>
+        <w:t xml:space="preserve"> </w:t>
+      </w:r>
+      <w:r>
+        <w:rPr>
+          <w:rFonts w:ascii="Times New Roman" w:hAnsi="Times New Roman" w:cs="Times New Roman"/>
+          <w:sz w:val="28"/>
+          <w:szCs w:val="28"/>
+        </w:rPr>
+        <w:t>– для разработки серверной части.</w:t>
       </w:r>
     </w:p>
     <w:p>
@@ -233,7 +299,7 @@
           <w:sz w:val="28"/>
           <w:szCs w:val="28"/>
         </w:rPr>
-        <w:t>, а именно мероприятия по снижению влияния электромагнитных излучений и электростатических полей, а также мероприятия по снижению статических физических нагрузок.</w:t>
+        <w:t>.</w:t>
       </w:r>
     </w:p>
     <w:p>
@@ -253,25 +319,31 @@
           <w:sz w:val="28"/>
           <w:szCs w:val="28"/>
         </w:rPr>
-        <w:t xml:space="preserve">Персональный компьютер является источником электромагнитных излучений и электростатических полей, которые при длительной работе могут оказывать негативное влияние на организм программиста. Согласно </w:t>
-      </w:r>
-      <w:proofErr w:type="spellStart"/>
-      <w:r>
-        <w:rPr>
-          <w:rFonts w:ascii="Times New Roman" w:hAnsi="Times New Roman" w:cs="Times New Roman"/>
-          <w:sz w:val="28"/>
-          <w:szCs w:val="28"/>
-        </w:rPr>
-        <w:t>СанПиН</w:t>
-      </w:r>
-      <w:proofErr w:type="spellEnd"/>
-      <w:r>
-        <w:rPr>
-          <w:rFonts w:ascii="Times New Roman" w:hAnsi="Times New Roman" w:cs="Times New Roman"/>
-          <w:sz w:val="28"/>
-          <w:szCs w:val="28"/>
-        </w:rPr>
-        <w:t xml:space="preserve"> 2.2.4.1191-03 «Электромагнитные поля в производственных условиях», предельно допустимые уровни электромагнитных полей на рабочих местах пользователей компьютеров строго регламентированы </w:t>
+        <w:t xml:space="preserve">Основными источниками электромагнитных излучений при работе за компьютером являются: системный блок (процессор, блок питания, материнская плата), монитор, а также кабели питания и периферийные устройства. </w:t>
+      </w:r>
+      <w:r>
+        <w:rPr>
+          <w:rFonts w:ascii="Times New Roman" w:hAnsi="Times New Roman" w:cs="Times New Roman"/>
+          <w:sz w:val="28"/>
+          <w:szCs w:val="28"/>
+        </w:rPr>
+        <w:t xml:space="preserve">Персональный компьютер является источником электромагнитных излучений и электростатических полей, которые при длительной работе могут оказывать негативное влияние на организм программиста. </w:t>
+      </w:r>
+      <w:r>
+        <w:rPr>
+          <w:rFonts w:ascii="Times New Roman" w:hAnsi="Times New Roman" w:cs="Times New Roman"/>
+          <w:sz w:val="28"/>
+          <w:szCs w:val="28"/>
+        </w:rPr>
+        <w:t>П</w:t>
+      </w:r>
+      <w:r>
+        <w:rPr>
+          <w:rFonts w:ascii="Times New Roman" w:hAnsi="Times New Roman" w:cs="Times New Roman"/>
+          <w:sz w:val="28"/>
+          <w:szCs w:val="28"/>
+        </w:rPr>
+        <w:t xml:space="preserve">редельно допустимые уровни электромагнитных полей на рабочих местах пользователей компьютеров строго регламентированы </w:t>
       </w:r>
       <w:r>
         <w:rPr>
@@ -456,6 +528,39 @@
         </w:rPr>
         <w:t xml:space="preserve"> </w:t>
       </w:r>
+      <w:r>
+        <w:rPr>
+          <w:rFonts w:ascii="Times New Roman" w:hAnsi="Times New Roman" w:cs="Times New Roman"/>
+          <w:sz w:val="28"/>
+          <w:szCs w:val="28"/>
+        </w:rPr>
+        <w:t>К инженерно-техническим мероприятиям относятся: экранирование источников излучения, заземление оборудования, использование кабелей с экранирующей оплёткой. К лечебно-профилактическим мероприятиям относятся: проведение периодических медицинских осмотров, организация регулярных перерывов в работе, включение в рацион питания продуктов, богатых антиоксидантами и витаминами группы</w:t>
+      </w:r>
+      <w:r>
+        <w:rPr>
+          <w:rFonts w:ascii="Times New Roman" w:hAnsi="Times New Roman" w:cs="Times New Roman"/>
+          <w:sz w:val="28"/>
+          <w:szCs w:val="28"/>
+        </w:rPr>
+        <w:t xml:space="preserve"> </w:t>
+      </w:r>
+      <w:r>
+        <w:rPr>
+          <w:rFonts w:ascii="Times New Roman" w:hAnsi="Times New Roman" w:cs="Times New Roman"/>
+          <w:sz w:val="28"/>
+          <w:szCs w:val="28"/>
+          <w:lang w:val="en-US"/>
+        </w:rPr>
+        <w:t>B</w:t>
+      </w:r>
+      <w:r>
+        <w:rPr>
+          <w:rFonts w:ascii="Times New Roman" w:hAnsi="Times New Roman" w:cs="Times New Roman"/>
+          <w:sz w:val="28"/>
+          <w:szCs w:val="28"/>
+        </w:rPr>
+        <w:t>.</w:t>
+      </w:r>
     </w:p>
     <w:p>
       <w:pPr>
@@ -474,25 +579,23 @@
           <w:sz w:val="28"/>
           <w:szCs w:val="28"/>
         </w:rPr>
-        <w:t xml:space="preserve">Электростатическое поле способствует оседанию пыли на коже и слизистых оболочках, что может вызывать раздражение, сухость глаз и аллергические реакции. Согласно </w:t>
-      </w:r>
-      <w:proofErr w:type="spellStart"/>
-      <w:r>
-        <w:rPr>
-          <w:rFonts w:ascii="Times New Roman" w:hAnsi="Times New Roman" w:cs="Times New Roman"/>
-          <w:sz w:val="28"/>
-          <w:szCs w:val="28"/>
-        </w:rPr>
-        <w:t>СанПиН</w:t>
-      </w:r>
-      <w:proofErr w:type="spellEnd"/>
-      <w:r>
-        <w:rPr>
-          <w:rFonts w:ascii="Times New Roman" w:hAnsi="Times New Roman" w:cs="Times New Roman"/>
-          <w:sz w:val="28"/>
-          <w:szCs w:val="28"/>
-        </w:rPr>
-        <w:t xml:space="preserve"> 2.2.4.3359-16, напряженность электростатического поля на рабочем месте программиста не должна превышать 20 кВ</w:t>
+        <w:t xml:space="preserve">Электростатическое поле способствует оседанию пыли на коже и слизистых оболочках, что может вызывать раздражение, сухость глаз и аллергические реакции. </w:t>
+      </w:r>
+      <w:r>
+        <w:rPr>
+          <w:rFonts w:ascii="Times New Roman" w:hAnsi="Times New Roman" w:cs="Times New Roman"/>
+          <w:sz w:val="28"/>
+          <w:szCs w:val="28"/>
+        </w:rPr>
+        <w:t>Н</w:t>
+      </w:r>
+      <w:r>
+        <w:rPr>
+          <w:rFonts w:ascii="Times New Roman" w:hAnsi="Times New Roman" w:cs="Times New Roman"/>
+          <w:sz w:val="28"/>
+          <w:szCs w:val="28"/>
+        </w:rPr>
+        <w:t>апряженность электростатического поля на рабочем месте программиста не должна превышать 20 кВ</w:t>
       </w:r>
       <w:r>
         <w:rPr>
@@ -618,7 +721,16 @@
           <w:sz w:val="28"/>
           <w:szCs w:val="28"/>
         </w:rPr>
-        <w:t xml:space="preserve"> связана с длительным нахождением в статической позе сидя, что приводит к значительным статическим нагрузкам на мышцы спины, шеи, плечевого пояса и верхних конечностей. Длительное статическое напряжение может стать причиной развития профессиональных заболеваний опорно-двигательного аппарата, таких как </w:t>
+        <w:t xml:space="preserve"> связана с длительным нахождением в статической позе сидя, что приводит к значительным статическим нагрузкам на мышцы спины, шеи, плечевого пояса и верхних конечностей. Длительное статическое напряжение может стать причиной развития профессиональных заболеваний опорно-двигательного </w:t>
+      </w:r>
+      <w:r>
+        <w:rPr>
+          <w:rFonts w:ascii="Times New Roman" w:hAnsi="Times New Roman" w:cs="Times New Roman"/>
+          <w:sz w:val="28"/>
+          <w:szCs w:val="28"/>
+        </w:rPr>
+        <w:lastRenderedPageBreak/>
+        <w:t xml:space="preserve">аппарата, таких как </w:t>
       </w:r>
       <w:proofErr w:type="spellStart"/>
       <w:r>
@@ -688,16 +800,7 @@
           <w:sz w:val="28"/>
           <w:szCs w:val="28"/>
         </w:rPr>
-        <w:t xml:space="preserve">В первую очередь следует обеспечить правильную рабочую позу программиста. Стул должен иметь регулируемую высоту, наклон спинки и подлокотников, а также обеспечивать поддержку поясничного отдела </w:t>
-      </w:r>
-      <w:r>
-        <w:rPr>
-          <w:rFonts w:ascii="Times New Roman" w:hAnsi="Times New Roman" w:cs="Times New Roman"/>
-          <w:sz w:val="28"/>
-          <w:szCs w:val="28"/>
-        </w:rPr>
-        <w:lastRenderedPageBreak/>
-        <w:t xml:space="preserve">позвоночника. Ноги программиста должны стоять на полу, образуя угол 90 градусов в коленях, а руки при работе с клавиатурой и мышью должны </w:t>
+        <w:t xml:space="preserve">В первую очередь следует обеспечить правильную рабочую позу программиста. Стул должен иметь регулируемую высоту, наклон спинки и подлокотников, а также обеспечивать поддержку поясничного отдела позвоночника. Ноги программиста должны стоять на полу, образуя угол 90 градусов в коленях, а руки при работе с клавиатурой и мышью должны </w:t>
       </w:r>
       <w:proofErr w:type="gramStart"/>
       <w:r>
@@ -731,7 +834,23 @@
           <w:sz w:val="28"/>
           <w:szCs w:val="28"/>
         </w:rPr>
-        <w:t>. Пример правильной организации рабочего места программиста представлен в соответствии с рисунком 1.</w:t>
+        <w:t xml:space="preserve">. Пример правильной </w:t>
+      </w:r>
+      <w:r>
+        <w:rPr>
+          <w:rFonts w:ascii="Times New Roman" w:hAnsi="Times New Roman" w:cs="Times New Roman"/>
+          <w:sz w:val="28"/>
+          <w:szCs w:val="28"/>
+        </w:rPr>
+        <w:t>посадки</w:t>
+      </w:r>
+      <w:r>
+        <w:rPr>
+          <w:rFonts w:ascii="Times New Roman" w:hAnsi="Times New Roman" w:cs="Times New Roman"/>
+          <w:sz w:val="28"/>
+          <w:szCs w:val="28"/>
+        </w:rPr>
+        <w:t xml:space="preserve"> программиста представлен в соответствии с рисунком 1.</w:t>
       </w:r>
     </w:p>
     <w:p>
@@ -895,114 +1014,9 @@
           <w:sz w:val="24"/>
           <w:szCs w:val="24"/>
         </w:rPr>
-        <w:t xml:space="preserve"> организация рабочего места программиста</w:t>
-      </w:r>
-    </w:p>
-    <w:p>
-      <w:pPr>
-        <w:spacing w:after="0" w:line="360" w:lineRule="auto"/>
-        <w:ind w:firstLine="567"/>
-        <w:jc w:val="both"/>
-        <w:rPr>
-          <w:rFonts w:ascii="Times New Roman" w:hAnsi="Times New Roman" w:cs="Times New Roman"/>
-          <w:sz w:val="28"/>
-          <w:szCs w:val="28"/>
-        </w:rPr>
-      </w:pPr>
-      <w:r>
-        <w:rPr>
-          <w:rFonts w:ascii="Times New Roman" w:hAnsi="Times New Roman" w:cs="Times New Roman"/>
-          <w:sz w:val="28"/>
-          <w:szCs w:val="28"/>
-        </w:rPr>
-        <w:t>Длительная работа за компьютером оказывает значительную нагрузку на зрительный аппарат. Глаза программиста вынуждены постоянно фокусироваться на близко расположенном экране, что приводит к сухости глаз и снижению остроты зрения. Для профилактики зрительного утомления рекомендуется выполнять специальные упражнения для глаз каждые 20-30 минут работы.</w:t>
-      </w:r>
-    </w:p>
-    <w:p>
-      <w:pPr>
-        <w:spacing w:after="0" w:line="360" w:lineRule="auto"/>
-        <w:ind w:firstLine="567"/>
-        <w:jc w:val="both"/>
-        <w:rPr>
-          <w:rFonts w:ascii="Times New Roman" w:hAnsi="Times New Roman" w:cs="Times New Roman"/>
-          <w:sz w:val="28"/>
-          <w:szCs w:val="28"/>
-        </w:rPr>
-      </w:pPr>
-      <w:r>
-        <w:rPr>
-          <w:rFonts w:ascii="Times New Roman" w:hAnsi="Times New Roman" w:cs="Times New Roman"/>
-          <w:sz w:val="28"/>
-          <w:szCs w:val="28"/>
-        </w:rPr>
-        <w:t>Примерный комплекс упражнений для глаз представлен в соответствии с рисунком 2.</w:t>
-      </w:r>
-    </w:p>
-    <w:p>
-      <w:pPr>
-        <w:keepNext/>
-        <w:spacing w:after="0" w:line="240" w:lineRule="auto"/>
-        <w:jc w:val="center"/>
-      </w:pPr>
-      <w:r>
-        <w:rPr>
-          <w:noProof/>
-        </w:rPr>
-        <w:lastRenderedPageBreak/>
-        <w:drawing>
-          <wp:inline distT="0" distB="0" distL="0" distR="0">
-            <wp:extent cx="6120130" cy="3445203"/>
-            <wp:effectExtent l="19050" t="19050" r="13970" b="21897"/>
-            <wp:docPr id="14" name="Рисунок 14" descr="C:\Users\Владислав\Downloads\maxresdefault.jpg"/>
-            <wp:cNvGraphicFramePr>
-              <a:graphicFrameLocks xmlns:a="http://schemas.openxmlformats.org/drawingml/2006/main" noChangeAspect="1"/>
-            </wp:cNvGraphicFramePr>
-            <a:graphic xmlns:a="http://schemas.openxmlformats.org/drawingml/2006/main">
-              <a:graphicData uri="http://schemas.openxmlformats.org/drawingml/2006/picture">
-                <pic:pic xmlns:pic="http://schemas.openxmlformats.org/drawingml/2006/picture">
-                  <pic:nvPicPr>
-                    <pic:cNvPr id="0" name="Picture 14" descr="C:\Users\Владислав\Downloads\maxresdefault.jpg"/>
-                    <pic:cNvPicPr>
-                      <a:picLocks noChangeAspect="1" noChangeArrowheads="1"/>
-                    </pic:cNvPicPr>
-                  </pic:nvPicPr>
-                  <pic:blipFill>
-                    <a:blip r:embed="rId6"/>
-                    <a:srcRect/>
-                    <a:stretch>
-                      <a:fillRect/>
-                    </a:stretch>
-                  </pic:blipFill>
-                  <pic:spPr bwMode="auto">
-                    <a:xfrm>
-                      <a:off x="0" y="0"/>
-                      <a:ext cx="6120130" cy="3445203"/>
-                    </a:xfrm>
-                    <a:prstGeom prst="rect">
-                      <a:avLst/>
-                    </a:prstGeom>
-                    <a:noFill/>
-                    <a:ln w="9525">
-                      <a:solidFill>
-                        <a:schemeClr val="tx1"/>
-                      </a:solidFill>
-                      <a:miter lim="800000"/>
-                      <a:headEnd/>
-                      <a:tailEnd/>
-                    </a:ln>
-                  </pic:spPr>
-                </pic:pic>
-              </a:graphicData>
-            </a:graphic>
-          </wp:inline>
-        </w:drawing>
-      </w:r>
-    </w:p>
-    <w:p>
-      <w:pPr>
-        <w:pStyle w:val="a7"/>
-        <w:spacing w:after="0" w:line="360" w:lineRule="auto"/>
-        <w:jc w:val="center"/>
+        <w:t xml:space="preserve"> </w:t>
+      </w:r>
+      <w:r>
         <w:rPr>
           <w:rFonts w:ascii="Times New Roman" w:hAnsi="Times New Roman" w:cs="Times New Roman"/>
           <w:b w:val="0"/>
@@ -1010,7 +1024,8 @@
           <w:sz w:val="24"/>
           <w:szCs w:val="24"/>
         </w:rPr>
-      </w:pPr>
+        <w:t>посадка</w:t>
+      </w:r>
       <w:r>
         <w:rPr>
           <w:rFonts w:ascii="Times New Roman" w:hAnsi="Times New Roman" w:cs="Times New Roman"/>
@@ -1019,68 +1034,7 @@
           <w:sz w:val="24"/>
           <w:szCs w:val="24"/>
         </w:rPr>
-        <w:t xml:space="preserve">Рисунок </w:t>
-      </w:r>
-      <w:r>
-        <w:rPr>
-          <w:rFonts w:ascii="Times New Roman" w:hAnsi="Times New Roman" w:cs="Times New Roman"/>
-          <w:b w:val="0"/>
-          <w:color w:val="000000" w:themeColor="text1"/>
-          <w:sz w:val="24"/>
-          <w:szCs w:val="24"/>
-        </w:rPr>
-        <w:fldChar w:fldCharType="begin"/>
-      </w:r>
-      <w:r>
-        <w:rPr>
-          <w:rFonts w:ascii="Times New Roman" w:hAnsi="Times New Roman" w:cs="Times New Roman"/>
-          <w:b w:val="0"/>
-          <w:color w:val="000000" w:themeColor="text1"/>
-          <w:sz w:val="24"/>
-          <w:szCs w:val="24"/>
-        </w:rPr>
-        <w:instrText xml:space="preserve"> SEQ Рисунок \* ARABIC </w:instrText>
-      </w:r>
-      <w:r>
-        <w:rPr>
-          <w:rFonts w:ascii="Times New Roman" w:hAnsi="Times New Roman" w:cs="Times New Roman"/>
-          <w:b w:val="0"/>
-          <w:color w:val="000000" w:themeColor="text1"/>
-          <w:sz w:val="24"/>
-          <w:szCs w:val="24"/>
-        </w:rPr>
-        <w:fldChar w:fldCharType="separate"/>
-      </w:r>
-      <w:r>
-        <w:rPr>
-          <w:rFonts w:ascii="Times New Roman" w:hAnsi="Times New Roman" w:cs="Times New Roman"/>
-          <w:b w:val="0"/>
-          <w:noProof/>
-          <w:color w:val="000000" w:themeColor="text1"/>
-          <w:sz w:val="24"/>
-          <w:szCs w:val="24"/>
-        </w:rPr>
-        <w:t>2</w:t>
-      </w:r>
-      <w:r>
-        <w:rPr>
-          <w:rFonts w:ascii="Times New Roman" w:hAnsi="Times New Roman" w:cs="Times New Roman"/>
-          <w:b w:val="0"/>
-          <w:color w:val="000000" w:themeColor="text1"/>
-          <w:sz w:val="24"/>
-          <w:szCs w:val="24"/>
-        </w:rPr>
-        <w:fldChar w:fldCharType="end"/>
-      </w:r>
-      <w:r>
-        <w:rPr>
-          <w:rFonts w:ascii="Times New Roman" w:hAnsi="Times New Roman" w:cs="Times New Roman"/>
-          <w:b w:val="0"/>
-          <w:color w:val="000000" w:themeColor="text1"/>
-          <w:sz w:val="24"/>
-          <w:szCs w:val="24"/>
-        </w:rPr>
-        <w:t xml:space="preserve"> – Примерный комплекс упражнений для глаз</w:t>
+        <w:t xml:space="preserve"> программиста</w:t>
       </w:r>
     </w:p>
     <w:p>
@@ -1100,7 +1054,15 @@
           <w:sz w:val="28"/>
           <w:szCs w:val="28"/>
         </w:rPr>
-        <w:t>Для снижения нагрузки на зрение также рекомендуется настраивать монитор таким образом, чтобы яркость и контрастность были комфортными для глаз, а также использовать режим пониженной интенсивности синего свечения в тёмное время суток</w:t>
+        <w:t>Каждые 45-60 минут работы рекомендуется делать перерыв продолжительностью 5-10 минут и выполнять физические упражнения для расслабления мышц спины, шеи, плечевого пояса и кистей рук</w:t>
+      </w:r>
+      <w:r>
+        <w:rPr>
+          <w:rFonts w:ascii="Times New Roman" w:hAnsi="Times New Roman" w:cs="Times New Roman"/>
+          <w:sz w:val="28"/>
+          <w:szCs w:val="28"/>
+        </w:rPr>
+        <w:t xml:space="preserve"> [4]</w:t>
       </w:r>
       <w:r>
         <w:rPr>
@@ -1109,22 +1071,6 @@
           <w:szCs w:val="28"/>
         </w:rPr>
         <w:t>.</w:t>
-      </w:r>
-      <w:r>
-        <w:rPr>
-          <w:rFonts w:ascii="Times New Roman" w:hAnsi="Times New Roman" w:cs="Times New Roman"/>
-          <w:sz w:val="28"/>
-          <w:szCs w:val="28"/>
-        </w:rPr>
-        <w:t xml:space="preserve"> Расстояние от глаз до экрана монитора должно составлять 50-70 см, при этом верхняя граница экрана должна находиться на уровне глаз или чуть ниже </w:t>
-      </w:r>
-      <w:r>
-        <w:rPr>
-          <w:rFonts w:ascii="Times New Roman" w:hAnsi="Times New Roman" w:cs="Times New Roman"/>
-          <w:sz w:val="28"/>
-          <w:szCs w:val="28"/>
-        </w:rPr>
-        <w:t>[4].</w:t>
       </w:r>
     </w:p>
     <w:p>
@@ -1134,45 +1080,6 @@
         <w:jc w:val="both"/>
         <w:rPr>
           <w:rFonts w:ascii="Times New Roman" w:hAnsi="Times New Roman" w:cs="Times New Roman"/>
-          <w:b/>
-          <w:color w:val="000000" w:themeColor="text1"/>
-          <w:sz w:val="24"/>
-          <w:szCs w:val="24"/>
-        </w:rPr>
-      </w:pPr>
-      <w:r>
-        <w:rPr>
-          <w:rFonts w:ascii="Times New Roman" w:hAnsi="Times New Roman" w:cs="Times New Roman"/>
-          <w:sz w:val="28"/>
-          <w:szCs w:val="28"/>
-        </w:rPr>
-        <w:t xml:space="preserve">Помимо зрительной гимнастики, для профилактики заболеваний опорно-двигательного аппарата необходимо выполнять физические упражнения для расслабления мышц спины, шеи, плечевого пояса и кистей рук. Каждые 45-60 минут работы рекомендуется делать перерыв продолжительностью 5-10 минут </w:t>
-      </w:r>
-      <w:r>
-        <w:rPr>
-          <w:rFonts w:ascii="Times New Roman" w:hAnsi="Times New Roman" w:cs="Times New Roman"/>
-          <w:sz w:val="28"/>
-          <w:szCs w:val="28"/>
-          <w:lang w:val="en-US"/>
-        </w:rPr>
-        <w:t>[4]</w:t>
-      </w:r>
-      <w:r>
-        <w:rPr>
-          <w:rFonts w:ascii="Times New Roman" w:hAnsi="Times New Roman" w:cs="Times New Roman"/>
-          <w:sz w:val="28"/>
-          <w:szCs w:val="28"/>
-        </w:rPr>
-        <w:t>.</w:t>
-      </w:r>
-    </w:p>
-    <w:p>
-      <w:pPr>
-        <w:spacing w:after="0" w:line="360" w:lineRule="auto"/>
-        <w:ind w:firstLine="567"/>
-        <w:jc w:val="both"/>
-        <w:rPr>
-          <w:rFonts w:ascii="Times New Roman" w:hAnsi="Times New Roman" w:cs="Times New Roman"/>
           <w:sz w:val="28"/>
           <w:szCs w:val="28"/>
         </w:rPr>
@@ -1191,7 +1098,7 @@
           <w:sz w:val="28"/>
           <w:szCs w:val="28"/>
         </w:rPr>
-        <w:t>агрузок представлен на рисунке 3</w:t>
+        <w:t>агрузок представлен на рисунке 2</w:t>
       </w:r>
       <w:r>
         <w:rPr>
@@ -1231,7 +1138,7 @@
                     </pic:cNvPicPr>
                   </pic:nvPicPr>
                   <pic:blipFill>
-                    <a:blip r:embed="rId7" cstate="print"/>
+                    <a:blip r:embed="rId6" cstate="print"/>
                     <a:srcRect/>
                     <a:stretch>
                       <a:fillRect/>
@@ -1293,7 +1200,7 @@
           <w:sz w:val="24"/>
           <w:szCs w:val="24"/>
         </w:rPr>
-        <w:fldChar w:fldCharType="begin"/>
+        <w:t>2</w:t>
       </w:r>
       <w:r>
         <w:rPr>
@@ -1303,48 +1210,536 @@
           <w:sz w:val="24"/>
           <w:szCs w:val="24"/>
         </w:rPr>
-        <w:instrText xml:space="preserve"> SEQ Рисунок \* ARABIC </w:instrText>
-      </w:r>
-      <w:r>
-        <w:rPr>
-          <w:rFonts w:ascii="Times New Roman" w:hAnsi="Times New Roman" w:cs="Times New Roman"/>
-          <w:b w:val="0"/>
-          <w:color w:val="000000" w:themeColor="text1"/>
-          <w:sz w:val="24"/>
-          <w:szCs w:val="24"/>
-        </w:rPr>
-        <w:fldChar w:fldCharType="separate"/>
-      </w:r>
-      <w:r>
-        <w:rPr>
-          <w:rFonts w:ascii="Times New Roman" w:hAnsi="Times New Roman" w:cs="Times New Roman"/>
-          <w:b w:val="0"/>
-          <w:noProof/>
-          <w:color w:val="000000" w:themeColor="text1"/>
-          <w:sz w:val="24"/>
-          <w:szCs w:val="24"/>
-        </w:rPr>
-        <w:t>3</w:t>
-      </w:r>
-      <w:r>
-        <w:rPr>
-          <w:rFonts w:ascii="Times New Roman" w:hAnsi="Times New Roman" w:cs="Times New Roman"/>
-          <w:b w:val="0"/>
-          <w:color w:val="000000" w:themeColor="text1"/>
-          <w:sz w:val="24"/>
-          <w:szCs w:val="24"/>
-        </w:rPr>
-        <w:fldChar w:fldCharType="end"/>
-      </w:r>
-      <w:r>
-        <w:rPr>
-          <w:rFonts w:ascii="Times New Roman" w:hAnsi="Times New Roman" w:cs="Times New Roman"/>
-          <w:b w:val="0"/>
-          <w:color w:val="000000" w:themeColor="text1"/>
-          <w:sz w:val="24"/>
-          <w:szCs w:val="24"/>
-        </w:rPr>
         <w:t xml:space="preserve"> – Комплекс упражнений для снижения статических нагрузок</w:t>
+      </w:r>
+    </w:p>
+    <w:p>
+      <w:pPr>
+        <w:spacing w:after="0" w:line="360" w:lineRule="auto"/>
+        <w:ind w:firstLine="567"/>
+        <w:jc w:val="both"/>
+        <w:rPr>
+          <w:rFonts w:ascii="Times New Roman" w:hAnsi="Times New Roman" w:cs="Times New Roman"/>
+          <w:sz w:val="28"/>
+          <w:szCs w:val="28"/>
+        </w:rPr>
+      </w:pPr>
+      <w:r>
+        <w:rPr>
+          <w:rFonts w:ascii="Times New Roman" w:hAnsi="Times New Roman" w:cs="Times New Roman"/>
+          <w:sz w:val="28"/>
+          <w:szCs w:val="28"/>
+        </w:rPr>
+        <w:t>Кроме данного комплекса упражнений, представленных на рисунке 2, рекомендуется включать в комплекс следующие упражнения:</w:t>
+      </w:r>
+    </w:p>
+    <w:p>
+      <w:pPr>
+        <w:spacing w:after="0" w:line="360" w:lineRule="auto"/>
+        <w:ind w:firstLine="567"/>
+        <w:jc w:val="both"/>
+        <w:rPr>
+          <w:rFonts w:ascii="Times New Roman" w:hAnsi="Times New Roman" w:cs="Times New Roman"/>
+          <w:sz w:val="28"/>
+          <w:szCs w:val="28"/>
+        </w:rPr>
+      </w:pPr>
+      <w:r>
+        <w:rPr>
+          <w:rFonts w:ascii="Times New Roman" w:hAnsi="Times New Roman" w:cs="Times New Roman"/>
+          <w:sz w:val="28"/>
+          <w:szCs w:val="28"/>
+        </w:rPr>
+        <w:t>Для шеи и плечевого пояса:</w:t>
+      </w:r>
+    </w:p>
+    <w:p>
+      <w:pPr>
+        <w:pStyle w:val="a3"/>
+        <w:numPr>
+          <w:ilvl w:val="0"/>
+          <w:numId w:val="2"/>
+        </w:numPr>
+        <w:tabs>
+          <w:tab w:val="left" w:pos="1134"/>
+        </w:tabs>
+        <w:spacing w:after="0" w:line="360" w:lineRule="auto"/>
+        <w:ind w:left="0" w:firstLine="567"/>
+        <w:jc w:val="both"/>
+        <w:rPr>
+          <w:rFonts w:ascii="Times New Roman" w:hAnsi="Times New Roman" w:cs="Times New Roman"/>
+          <w:sz w:val="28"/>
+          <w:szCs w:val="28"/>
+        </w:rPr>
+      </w:pPr>
+      <w:r>
+        <w:rPr>
+          <w:rFonts w:ascii="Times New Roman" w:hAnsi="Times New Roman" w:cs="Times New Roman"/>
+          <w:sz w:val="28"/>
+          <w:szCs w:val="28"/>
+        </w:rPr>
+        <w:t>«наклоны головы» - опустить голову вниз, стараясь коснуться подбородком груди, затем плавно откинуть назад. Повторить 5-6 раз</w:t>
+      </w:r>
+      <w:r>
+        <w:rPr>
+          <w:rFonts w:ascii="Times New Roman" w:hAnsi="Times New Roman" w:cs="Times New Roman"/>
+          <w:sz w:val="28"/>
+          <w:szCs w:val="28"/>
+          <w:lang w:val="en-US"/>
+        </w:rPr>
+        <w:t>;</w:t>
+      </w:r>
+    </w:p>
+    <w:p>
+      <w:pPr>
+        <w:pStyle w:val="a3"/>
+        <w:numPr>
+          <w:ilvl w:val="0"/>
+          <w:numId w:val="2"/>
+        </w:numPr>
+        <w:tabs>
+          <w:tab w:val="left" w:pos="1134"/>
+        </w:tabs>
+        <w:spacing w:after="0" w:line="360" w:lineRule="auto"/>
+        <w:ind w:left="0" w:firstLine="567"/>
+        <w:jc w:val="both"/>
+        <w:rPr>
+          <w:rFonts w:ascii="Times New Roman" w:hAnsi="Times New Roman" w:cs="Times New Roman"/>
+          <w:sz w:val="28"/>
+          <w:szCs w:val="28"/>
+        </w:rPr>
+      </w:pPr>
+      <w:r>
+        <w:rPr>
+          <w:rFonts w:ascii="Times New Roman" w:hAnsi="Times New Roman" w:cs="Times New Roman"/>
+          <w:sz w:val="28"/>
+          <w:szCs w:val="28"/>
+        </w:rPr>
+        <w:t>«</w:t>
+      </w:r>
+      <w:r>
+        <w:rPr>
+          <w:rFonts w:ascii="Times New Roman" w:hAnsi="Times New Roman" w:cs="Times New Roman"/>
+          <w:sz w:val="28"/>
+          <w:szCs w:val="28"/>
+        </w:rPr>
+        <w:t>п</w:t>
+      </w:r>
+      <w:r>
+        <w:rPr>
+          <w:rFonts w:ascii="Times New Roman" w:hAnsi="Times New Roman" w:cs="Times New Roman"/>
+          <w:sz w:val="28"/>
+          <w:szCs w:val="28"/>
+        </w:rPr>
+        <w:t>овороты головы» - медленно повернуть голову влево, затем вправо. Повторить 5-6 раз в каждую сторону;</w:t>
+      </w:r>
+    </w:p>
+    <w:p>
+      <w:pPr>
+        <w:pStyle w:val="a3"/>
+        <w:numPr>
+          <w:ilvl w:val="0"/>
+          <w:numId w:val="2"/>
+        </w:numPr>
+        <w:tabs>
+          <w:tab w:val="left" w:pos="1134"/>
+        </w:tabs>
+        <w:spacing w:after="0" w:line="360" w:lineRule="auto"/>
+        <w:ind w:left="0" w:firstLine="567"/>
+        <w:jc w:val="both"/>
+        <w:rPr>
+          <w:rFonts w:ascii="Times New Roman" w:hAnsi="Times New Roman" w:cs="Times New Roman"/>
+          <w:sz w:val="28"/>
+          <w:szCs w:val="28"/>
+        </w:rPr>
+      </w:pPr>
+      <w:r>
+        <w:rPr>
+          <w:rFonts w:ascii="Times New Roman" w:hAnsi="Times New Roman" w:cs="Times New Roman"/>
+          <w:sz w:val="28"/>
+          <w:szCs w:val="28"/>
+        </w:rPr>
+        <w:t>«</w:t>
+      </w:r>
+      <w:r>
+        <w:rPr>
+          <w:rFonts w:ascii="Times New Roman" w:hAnsi="Times New Roman" w:cs="Times New Roman"/>
+          <w:sz w:val="28"/>
+          <w:szCs w:val="28"/>
+        </w:rPr>
+        <w:t>к</w:t>
+      </w:r>
+      <w:r>
+        <w:rPr>
+          <w:rFonts w:ascii="Times New Roman" w:hAnsi="Times New Roman" w:cs="Times New Roman"/>
+          <w:sz w:val="28"/>
+          <w:szCs w:val="28"/>
+        </w:rPr>
+        <w:t>руговые движения плечами» - выполнить круговые движения плечами вперёд и назад. Повторить 8-10 раз в каждую сторону.</w:t>
+      </w:r>
+    </w:p>
+    <w:p>
+      <w:pPr>
+        <w:spacing w:after="0" w:line="360" w:lineRule="auto"/>
+        <w:ind w:firstLine="567"/>
+        <w:jc w:val="both"/>
+        <w:rPr>
+          <w:rFonts w:ascii="Times New Roman" w:hAnsi="Times New Roman" w:cs="Times New Roman"/>
+          <w:sz w:val="28"/>
+          <w:szCs w:val="28"/>
+        </w:rPr>
+      </w:pPr>
+      <w:r>
+        <w:rPr>
+          <w:rFonts w:ascii="Times New Roman" w:hAnsi="Times New Roman" w:cs="Times New Roman"/>
+          <w:sz w:val="28"/>
+          <w:szCs w:val="28"/>
+        </w:rPr>
+        <w:lastRenderedPageBreak/>
+        <w:t>Для спины и корпуса</w:t>
+      </w:r>
+      <w:r>
+        <w:rPr>
+          <w:rFonts w:ascii="Times New Roman" w:hAnsi="Times New Roman" w:cs="Times New Roman"/>
+          <w:sz w:val="28"/>
+          <w:szCs w:val="28"/>
+        </w:rPr>
+        <w:t>:</w:t>
+      </w:r>
+    </w:p>
+    <w:p>
+      <w:pPr>
+        <w:pStyle w:val="a3"/>
+        <w:numPr>
+          <w:ilvl w:val="0"/>
+          <w:numId w:val="2"/>
+        </w:numPr>
+        <w:spacing w:after="0" w:line="360" w:lineRule="auto"/>
+        <w:ind w:left="0" w:firstLine="567"/>
+        <w:jc w:val="both"/>
+        <w:rPr>
+          <w:rFonts w:ascii="Times New Roman" w:hAnsi="Times New Roman" w:cs="Times New Roman"/>
+          <w:sz w:val="28"/>
+          <w:szCs w:val="28"/>
+          <w:lang w:val="en-US"/>
+        </w:rPr>
+      </w:pPr>
+      <w:r>
+        <w:rPr>
+          <w:rFonts w:ascii="Times New Roman" w:hAnsi="Times New Roman" w:cs="Times New Roman"/>
+          <w:sz w:val="28"/>
+          <w:szCs w:val="28"/>
+        </w:rPr>
+        <w:t>«п</w:t>
+      </w:r>
+      <w:r>
+        <w:rPr>
+          <w:rFonts w:ascii="Times New Roman" w:hAnsi="Times New Roman" w:cs="Times New Roman"/>
+          <w:sz w:val="28"/>
+          <w:szCs w:val="28"/>
+        </w:rPr>
+        <w:t xml:space="preserve">овороты корпуса» </w:t>
+      </w:r>
+      <w:r>
+        <w:rPr>
+          <w:rFonts w:ascii="Times New Roman" w:hAnsi="Times New Roman" w:cs="Times New Roman"/>
+          <w:sz w:val="28"/>
+          <w:szCs w:val="28"/>
+        </w:rPr>
+        <w:t>–</w:t>
+      </w:r>
+      <w:r>
+        <w:rPr>
+          <w:rFonts w:ascii="Times New Roman" w:hAnsi="Times New Roman" w:cs="Times New Roman"/>
+          <w:sz w:val="28"/>
+          <w:szCs w:val="28"/>
+        </w:rPr>
+        <w:t xml:space="preserve"> сидя на стуле, медленно повернуть корпус влево, задержаться на 2-3 секунды, затем вправо. Пов</w:t>
+      </w:r>
+      <w:r>
+        <w:rPr>
+          <w:rFonts w:ascii="Times New Roman" w:hAnsi="Times New Roman" w:cs="Times New Roman"/>
+          <w:sz w:val="28"/>
+          <w:szCs w:val="28"/>
+        </w:rPr>
+        <w:t>торить 5-6 раз в каждую сторону</w:t>
+      </w:r>
+      <w:r>
+        <w:rPr>
+          <w:rFonts w:ascii="Times New Roman" w:hAnsi="Times New Roman" w:cs="Times New Roman"/>
+          <w:sz w:val="28"/>
+          <w:szCs w:val="28"/>
+          <w:lang w:val="en-US"/>
+        </w:rPr>
+        <w:t>;</w:t>
+      </w:r>
+    </w:p>
+    <w:p>
+      <w:pPr>
+        <w:pStyle w:val="a3"/>
+        <w:numPr>
+          <w:ilvl w:val="0"/>
+          <w:numId w:val="2"/>
+        </w:numPr>
+        <w:spacing w:after="0" w:line="360" w:lineRule="auto"/>
+        <w:ind w:left="0" w:firstLine="567"/>
+        <w:jc w:val="both"/>
+        <w:rPr>
+          <w:rFonts w:ascii="Times New Roman" w:hAnsi="Times New Roman" w:cs="Times New Roman"/>
+          <w:sz w:val="28"/>
+          <w:szCs w:val="28"/>
+          <w:lang w:val="en-US"/>
+        </w:rPr>
+      </w:pPr>
+      <w:r>
+        <w:rPr>
+          <w:rFonts w:ascii="Times New Roman" w:hAnsi="Times New Roman" w:cs="Times New Roman"/>
+          <w:sz w:val="28"/>
+          <w:szCs w:val="28"/>
+        </w:rPr>
+        <w:t>«н</w:t>
+      </w:r>
+      <w:r>
+        <w:rPr>
+          <w:rFonts w:ascii="Times New Roman" w:hAnsi="Times New Roman" w:cs="Times New Roman"/>
+          <w:sz w:val="28"/>
+          <w:szCs w:val="28"/>
+        </w:rPr>
+        <w:t xml:space="preserve">аклоны корпуса» </w:t>
+      </w:r>
+      <w:r>
+        <w:rPr>
+          <w:rFonts w:ascii="Times New Roman" w:hAnsi="Times New Roman" w:cs="Times New Roman"/>
+          <w:sz w:val="28"/>
+          <w:szCs w:val="28"/>
+        </w:rPr>
+        <w:t>–</w:t>
+      </w:r>
+      <w:r>
+        <w:rPr>
+          <w:rFonts w:ascii="Times New Roman" w:hAnsi="Times New Roman" w:cs="Times New Roman"/>
+          <w:sz w:val="28"/>
+          <w:szCs w:val="28"/>
+        </w:rPr>
+        <w:t xml:space="preserve"> наклониться вперёд, стараясь достать руками до пола, затем выпрямиться. Повторить 5-6 ра</w:t>
+      </w:r>
+      <w:r>
+        <w:rPr>
+          <w:rFonts w:ascii="Times New Roman" w:hAnsi="Times New Roman" w:cs="Times New Roman"/>
+          <w:sz w:val="28"/>
+          <w:szCs w:val="28"/>
+        </w:rPr>
+        <w:t>з;</w:t>
+      </w:r>
+    </w:p>
+    <w:p>
+      <w:pPr>
+        <w:pStyle w:val="a3"/>
+        <w:numPr>
+          <w:ilvl w:val="0"/>
+          <w:numId w:val="2"/>
+        </w:numPr>
+        <w:spacing w:after="0" w:line="360" w:lineRule="auto"/>
+        <w:ind w:left="0" w:firstLine="567"/>
+        <w:jc w:val="both"/>
+        <w:rPr>
+          <w:rFonts w:ascii="Times New Roman" w:hAnsi="Times New Roman" w:cs="Times New Roman"/>
+          <w:sz w:val="28"/>
+          <w:szCs w:val="28"/>
+        </w:rPr>
+      </w:pPr>
+      <w:r>
+        <w:rPr>
+          <w:rFonts w:ascii="Times New Roman" w:hAnsi="Times New Roman" w:cs="Times New Roman"/>
+          <w:sz w:val="28"/>
+          <w:szCs w:val="28"/>
+        </w:rPr>
+        <w:t>«п</w:t>
+      </w:r>
+      <w:r>
+        <w:rPr>
+          <w:rFonts w:ascii="Times New Roman" w:hAnsi="Times New Roman" w:cs="Times New Roman"/>
+          <w:sz w:val="28"/>
+          <w:szCs w:val="28"/>
+        </w:rPr>
+        <w:t xml:space="preserve">рогиб назад» </w:t>
+      </w:r>
+      <w:r>
+        <w:rPr>
+          <w:rFonts w:ascii="Times New Roman" w:hAnsi="Times New Roman" w:cs="Times New Roman"/>
+          <w:sz w:val="28"/>
+          <w:szCs w:val="28"/>
+        </w:rPr>
+        <w:t>–</w:t>
+      </w:r>
+      <w:r>
+        <w:rPr>
+          <w:rFonts w:ascii="Times New Roman" w:hAnsi="Times New Roman" w:cs="Times New Roman"/>
+          <w:sz w:val="28"/>
+          <w:szCs w:val="28"/>
+        </w:rPr>
+        <w:t xml:space="preserve"> откинуться на спинку стула, прогнуть спину в пояснице. Повторить 5-6 раз.</w:t>
+      </w:r>
+    </w:p>
+    <w:p>
+      <w:pPr>
+        <w:spacing w:after="0" w:line="360" w:lineRule="auto"/>
+        <w:ind w:firstLine="567"/>
+        <w:jc w:val="both"/>
+        <w:rPr>
+          <w:rFonts w:ascii="Times New Roman" w:hAnsi="Times New Roman" w:cs="Times New Roman"/>
+          <w:sz w:val="28"/>
+          <w:szCs w:val="28"/>
+        </w:rPr>
+      </w:pPr>
+      <w:r>
+        <w:rPr>
+          <w:rFonts w:ascii="Times New Roman" w:hAnsi="Times New Roman" w:cs="Times New Roman"/>
+          <w:sz w:val="28"/>
+          <w:szCs w:val="28"/>
+        </w:rPr>
+        <w:t>Для кистей рук</w:t>
+      </w:r>
+      <w:r>
+        <w:rPr>
+          <w:rFonts w:ascii="Times New Roman" w:hAnsi="Times New Roman" w:cs="Times New Roman"/>
+          <w:sz w:val="28"/>
+          <w:szCs w:val="28"/>
+        </w:rPr>
+        <w:t>:</w:t>
+      </w:r>
+    </w:p>
+    <w:p>
+      <w:pPr>
+        <w:pStyle w:val="a3"/>
+        <w:numPr>
+          <w:ilvl w:val="0"/>
+          <w:numId w:val="2"/>
+        </w:numPr>
+        <w:spacing w:after="0" w:line="360" w:lineRule="auto"/>
+        <w:ind w:left="0" w:firstLine="567"/>
+        <w:jc w:val="both"/>
+        <w:rPr>
+          <w:rFonts w:ascii="Times New Roman" w:hAnsi="Times New Roman" w:cs="Times New Roman"/>
+          <w:sz w:val="28"/>
+          <w:szCs w:val="28"/>
+        </w:rPr>
+      </w:pPr>
+      <w:r>
+        <w:rPr>
+          <w:rFonts w:ascii="Times New Roman" w:hAnsi="Times New Roman" w:cs="Times New Roman"/>
+          <w:sz w:val="28"/>
+          <w:szCs w:val="28"/>
+        </w:rPr>
+        <w:t>«с</w:t>
+      </w:r>
+      <w:r>
+        <w:rPr>
+          <w:rFonts w:ascii="Times New Roman" w:hAnsi="Times New Roman" w:cs="Times New Roman"/>
+          <w:sz w:val="28"/>
+          <w:szCs w:val="28"/>
+        </w:rPr>
+        <w:t xml:space="preserve">жимание и разжимание кистей» </w:t>
+      </w:r>
+      <w:r>
+        <w:rPr>
+          <w:rFonts w:ascii="Times New Roman" w:hAnsi="Times New Roman" w:cs="Times New Roman"/>
+          <w:sz w:val="28"/>
+          <w:szCs w:val="28"/>
+        </w:rPr>
+        <w:t>–</w:t>
+      </w:r>
+      <w:r>
+        <w:rPr>
+          <w:rFonts w:ascii="Times New Roman" w:hAnsi="Times New Roman" w:cs="Times New Roman"/>
+          <w:sz w:val="28"/>
+          <w:szCs w:val="28"/>
+        </w:rPr>
+        <w:t xml:space="preserve"> сжать пальцы в кулак, затем максимально разжать и р</w:t>
+      </w:r>
+      <w:r>
+        <w:rPr>
+          <w:rFonts w:ascii="Times New Roman" w:hAnsi="Times New Roman" w:cs="Times New Roman"/>
+          <w:sz w:val="28"/>
+          <w:szCs w:val="28"/>
+        </w:rPr>
+        <w:t>астопырить. Повторить 10-15 раз</w:t>
+      </w:r>
+      <w:r>
+        <w:rPr>
+          <w:rFonts w:ascii="Times New Roman" w:hAnsi="Times New Roman" w:cs="Times New Roman"/>
+          <w:sz w:val="28"/>
+          <w:szCs w:val="28"/>
+          <w:lang w:val="en-US"/>
+        </w:rPr>
+        <w:t>;</w:t>
+      </w:r>
+    </w:p>
+    <w:p>
+      <w:pPr>
+        <w:pStyle w:val="a3"/>
+        <w:numPr>
+          <w:ilvl w:val="0"/>
+          <w:numId w:val="2"/>
+        </w:numPr>
+        <w:spacing w:after="0" w:line="360" w:lineRule="auto"/>
+        <w:ind w:left="0" w:firstLine="567"/>
+        <w:jc w:val="both"/>
+        <w:rPr>
+          <w:rFonts w:ascii="Times New Roman" w:hAnsi="Times New Roman" w:cs="Times New Roman"/>
+          <w:sz w:val="28"/>
+          <w:szCs w:val="28"/>
+        </w:rPr>
+      </w:pPr>
+      <w:r>
+        <w:rPr>
+          <w:rFonts w:ascii="Times New Roman" w:hAnsi="Times New Roman" w:cs="Times New Roman"/>
+          <w:sz w:val="28"/>
+          <w:szCs w:val="28"/>
+        </w:rPr>
+        <w:t>«в</w:t>
+      </w:r>
+      <w:r>
+        <w:rPr>
+          <w:rFonts w:ascii="Times New Roman" w:hAnsi="Times New Roman" w:cs="Times New Roman"/>
+          <w:sz w:val="28"/>
+          <w:szCs w:val="28"/>
+        </w:rPr>
+        <w:t xml:space="preserve">ращение кистями» </w:t>
+      </w:r>
+      <w:r>
+        <w:rPr>
+          <w:rFonts w:ascii="Times New Roman" w:hAnsi="Times New Roman" w:cs="Times New Roman"/>
+          <w:sz w:val="28"/>
+          <w:szCs w:val="28"/>
+        </w:rPr>
+        <w:t>–</w:t>
+      </w:r>
+      <w:r>
+        <w:rPr>
+          <w:rFonts w:ascii="Times New Roman" w:hAnsi="Times New Roman" w:cs="Times New Roman"/>
+          <w:sz w:val="28"/>
+          <w:szCs w:val="28"/>
+        </w:rPr>
+        <w:t xml:space="preserve"> выполнить круговые движения кистями рук сначала по часовой стрелке, затем </w:t>
+      </w:r>
+      <w:proofErr w:type="gramStart"/>
+      <w:r>
+        <w:rPr>
+          <w:rFonts w:ascii="Times New Roman" w:hAnsi="Times New Roman" w:cs="Times New Roman"/>
+          <w:sz w:val="28"/>
+          <w:szCs w:val="28"/>
+        </w:rPr>
+        <w:t>против</w:t>
+      </w:r>
+      <w:proofErr w:type="gramEnd"/>
+      <w:r>
+        <w:rPr>
+          <w:rFonts w:ascii="Times New Roman" w:hAnsi="Times New Roman" w:cs="Times New Roman"/>
+          <w:sz w:val="28"/>
+          <w:szCs w:val="28"/>
+        </w:rPr>
+        <w:t>. Повторить по 8-10 раз в каждую сторону.</w:t>
       </w:r>
     </w:p>
     <w:p>
@@ -1494,6 +1889,7 @@
       <w:r>
         <w:rPr>
           <w:rFonts w:ascii="Times New Roman" w:hAnsi="Times New Roman" w:cs="Times New Roman"/>
+          <w:color w:val="000000" w:themeColor="text1"/>
           <w:sz w:val="28"/>
           <w:szCs w:val="28"/>
         </w:rPr>
@@ -1503,6 +1899,193 @@
       <w:r>
         <w:rPr>
           <w:rFonts w:ascii="Times New Roman" w:hAnsi="Times New Roman" w:cs="Times New Roman"/>
+          <w:color w:val="000000" w:themeColor="text1"/>
+          <w:sz w:val="28"/>
+          <w:szCs w:val="28"/>
+        </w:rPr>
+        <w:t xml:space="preserve"> 2.2.4.1191-03 «Электромагнитные поля в производственных условиях. Санитарно-эпидемиологические правила и нормативы» </w:t>
+      </w:r>
+      <w:r>
+        <w:rPr>
+          <w:rFonts w:ascii="Times New Roman" w:hAnsi="Times New Roman" w:cs="Times New Roman"/>
+          <w:sz w:val="28"/>
+          <w:szCs w:val="28"/>
+        </w:rPr>
+        <w:t xml:space="preserve">– </w:t>
+      </w:r>
+      <w:r>
+        <w:rPr>
+          <w:rFonts w:ascii="Times New Roman" w:hAnsi="Times New Roman" w:cs="Times New Roman"/>
+          <w:sz w:val="28"/>
+          <w:szCs w:val="28"/>
+          <w:lang w:val="en-US"/>
+        </w:rPr>
+        <w:t>URL</w:t>
+      </w:r>
+      <w:r>
+        <w:rPr>
+          <w:rFonts w:ascii="Times New Roman" w:hAnsi="Times New Roman" w:cs="Times New Roman"/>
+          <w:sz w:val="28"/>
+          <w:szCs w:val="28"/>
+        </w:rPr>
+        <w:t>:</w:t>
+      </w:r>
+      <w:r>
+        <w:rPr>
+          <w:rFonts w:ascii="Times New Roman" w:hAnsi="Times New Roman" w:cs="Times New Roman"/>
+          <w:sz w:val="28"/>
+          <w:szCs w:val="28"/>
+        </w:rPr>
+        <w:t xml:space="preserve"> </w:t>
+      </w:r>
+      <w:hyperlink r:id="rId7" w:history="1">
+        <w:r>
+          <w:rPr>
+            <w:rStyle w:val="a4"/>
+            <w:rFonts w:ascii="Times New Roman" w:hAnsi="Times New Roman" w:cs="Times New Roman"/>
+            <w:color w:val="000000" w:themeColor="text1"/>
+            <w:sz w:val="28"/>
+            <w:szCs w:val="28"/>
+            <w:u w:val="none"/>
+          </w:rPr>
+          <w:t>https://ntm.ru/UserFiles/File/document/EMP/RCHD/SanPin2_2_4_1191_03.pdf</w:t>
+        </w:r>
+      </w:hyperlink>
+    </w:p>
+    <w:p>
+      <w:pPr>
+        <w:pStyle w:val="a3"/>
+        <w:numPr>
+          <w:ilvl w:val="0"/>
+          <w:numId w:val="1"/>
+        </w:numPr>
+        <w:tabs>
+          <w:tab w:val="left" w:pos="1134"/>
+        </w:tabs>
+        <w:spacing w:after="0" w:line="360" w:lineRule="auto"/>
+        <w:ind w:left="0" w:firstLine="567"/>
+        <w:contextualSpacing w:val="0"/>
+        <w:jc w:val="both"/>
+        <w:rPr>
+          <w:rFonts w:ascii="Times New Roman" w:hAnsi="Times New Roman" w:cs="Times New Roman"/>
+          <w:sz w:val="28"/>
+          <w:szCs w:val="28"/>
+        </w:rPr>
+      </w:pPr>
+      <w:proofErr w:type="spellStart"/>
+      <w:r>
+        <w:rPr>
+          <w:rFonts w:ascii="Times New Roman" w:hAnsi="Times New Roman" w:cs="Times New Roman"/>
+          <w:sz w:val="28"/>
+          <w:szCs w:val="28"/>
+        </w:rPr>
+        <w:t>СанПиН</w:t>
+      </w:r>
+      <w:proofErr w:type="spellEnd"/>
+      <w:r>
+        <w:rPr>
+          <w:rFonts w:ascii="Times New Roman" w:hAnsi="Times New Roman" w:cs="Times New Roman"/>
+          <w:sz w:val="28"/>
+          <w:szCs w:val="28"/>
+        </w:rPr>
+        <w:t xml:space="preserve"> 2.2.4.3359-16 «Санитарно-эпидемиологические требования к физическим факторам на рабочих местах»</w:t>
+      </w:r>
+      <w:r>
+        <w:rPr>
+          <w:rFonts w:ascii="Times New Roman" w:hAnsi="Times New Roman" w:cs="Times New Roman"/>
+          <w:sz w:val="28"/>
+          <w:szCs w:val="28"/>
+        </w:rPr>
+        <w:t xml:space="preserve"> </w:t>
+      </w:r>
+      <w:r>
+        <w:rPr>
+          <w:rFonts w:ascii="Times New Roman" w:hAnsi="Times New Roman" w:cs="Times New Roman"/>
+          <w:sz w:val="28"/>
+          <w:szCs w:val="28"/>
+        </w:rPr>
+        <w:t>–</w:t>
+      </w:r>
+      <w:r>
+        <w:rPr>
+          <w:rFonts w:ascii="Times New Roman" w:hAnsi="Times New Roman" w:cs="Times New Roman"/>
+          <w:sz w:val="28"/>
+          <w:szCs w:val="28"/>
+        </w:rPr>
+        <w:t xml:space="preserve"> </w:t>
+      </w:r>
+      <w:r>
+        <w:rPr>
+          <w:rFonts w:ascii="Times New Roman" w:hAnsi="Times New Roman" w:cs="Times New Roman"/>
+          <w:sz w:val="28"/>
+          <w:szCs w:val="28"/>
+          <w:lang w:val="en-US"/>
+        </w:rPr>
+        <w:t>URL</w:t>
+      </w:r>
+      <w:r>
+        <w:rPr>
+          <w:rFonts w:ascii="Times New Roman" w:hAnsi="Times New Roman" w:cs="Times New Roman"/>
+          <w:sz w:val="28"/>
+          <w:szCs w:val="28"/>
+        </w:rPr>
+        <w:t>:</w:t>
+      </w:r>
+      <w:r>
+        <w:rPr>
+          <w:rFonts w:ascii="Times New Roman" w:hAnsi="Times New Roman" w:cs="Times New Roman"/>
+          <w:sz w:val="28"/>
+          <w:szCs w:val="28"/>
+        </w:rPr>
+        <w:t xml:space="preserve"> </w:t>
+      </w:r>
+      <w:hyperlink r:id="rId8" w:history="1">
+        <w:r>
+          <w:rPr>
+            <w:rStyle w:val="a4"/>
+            <w:rFonts w:ascii="Times New Roman" w:hAnsi="Times New Roman" w:cs="Times New Roman"/>
+            <w:color w:val="000000" w:themeColor="text1"/>
+            <w:sz w:val="28"/>
+            <w:szCs w:val="28"/>
+            <w:u w:val="none"/>
+          </w:rPr>
+          <w:t>https://10.rospotrebnadzor.ru/upload/medialibrary/f42/sanpin-2.2.4.3359_16.pdf</w:t>
+        </w:r>
+      </w:hyperlink>
+    </w:p>
+    <w:p>
+      <w:pPr>
+        <w:pStyle w:val="a3"/>
+        <w:numPr>
+          <w:ilvl w:val="0"/>
+          <w:numId w:val="1"/>
+        </w:numPr>
+        <w:tabs>
+          <w:tab w:val="left" w:pos="1134"/>
+        </w:tabs>
+        <w:spacing w:after="0" w:line="360" w:lineRule="auto"/>
+        <w:ind w:left="0" w:firstLine="567"/>
+        <w:contextualSpacing w:val="0"/>
+        <w:jc w:val="both"/>
+        <w:rPr>
+          <w:rFonts w:ascii="Times New Roman" w:hAnsi="Times New Roman" w:cs="Times New Roman"/>
+          <w:sz w:val="28"/>
+          <w:szCs w:val="28"/>
+        </w:rPr>
+      </w:pPr>
+      <w:proofErr w:type="spellStart"/>
+      <w:r>
+        <w:rPr>
+          <w:rFonts w:ascii="Times New Roman" w:hAnsi="Times New Roman" w:cs="Times New Roman"/>
+          <w:sz w:val="28"/>
+          <w:szCs w:val="28"/>
+        </w:rPr>
+        <w:t>СанПиН</w:t>
+      </w:r>
+      <w:proofErr w:type="spellEnd"/>
+      <w:r>
+        <w:rPr>
+          <w:rFonts w:ascii="Times New Roman" w:hAnsi="Times New Roman" w:cs="Times New Roman"/>
           <w:sz w:val="28"/>
           <w:szCs w:val="28"/>
         </w:rPr>
@@ -1565,7 +2148,7 @@
         </w:rPr>
         <w:t xml:space="preserve"> </w:t>
       </w:r>
-      <w:hyperlink r:id="rId8" w:history="1">
+      <w:hyperlink r:id="rId9" w:history="1">
         <w:r>
           <w:rPr>
             <w:rStyle w:val="a4"/>
@@ -1750,6 +2333,7 @@
       <w:r>
         <w:rPr>
           <w:rFonts w:ascii="Times New Roman" w:hAnsi="Times New Roman" w:cs="Times New Roman"/>
+          <w:color w:val="000000" w:themeColor="text1"/>
           <w:sz w:val="28"/>
           <w:szCs w:val="28"/>
         </w:rPr>
@@ -1759,14 +2343,16 @@
       <w:r>
         <w:rPr>
           <w:rFonts w:ascii="Times New Roman" w:hAnsi="Times New Roman" w:cs="Times New Roman"/>
-          <w:sz w:val="28"/>
-          <w:szCs w:val="28"/>
-        </w:rPr>
-        <w:t xml:space="preserve"> 2.2.4.3359-16 «Санитарно-эпидемиологические требования к физическим факторам на рабочих местах»</w:t>
-      </w:r>
-      <w:r>
-        <w:rPr>
-          <w:rFonts w:ascii="Times New Roman" w:hAnsi="Times New Roman" w:cs="Times New Roman"/>
+          <w:color w:val="000000" w:themeColor="text1"/>
+          <w:sz w:val="28"/>
+          <w:szCs w:val="28"/>
+        </w:rPr>
+        <w:t xml:space="preserve"> 1.2.3685-21 «Гигиенические нормативы и требования к обеспечению безопасности и (или) безвредности для человека факторов среды обитания»</w:t>
+      </w:r>
+      <w:r>
+        <w:rPr>
+          <w:rFonts w:ascii="Times New Roman" w:hAnsi="Times New Roman" w:cs="Times New Roman"/>
+          <w:color w:val="000000" w:themeColor="text1"/>
           <w:sz w:val="28"/>
           <w:szCs w:val="28"/>
         </w:rPr>
@@ -1778,15 +2364,7 @@
           <w:sz w:val="28"/>
           <w:szCs w:val="28"/>
         </w:rPr>
-        <w:t>–</w:t>
-      </w:r>
-      <w:r>
-        <w:rPr>
-          <w:rFonts w:ascii="Times New Roman" w:hAnsi="Times New Roman" w:cs="Times New Roman"/>
-          <w:sz w:val="28"/>
-          <w:szCs w:val="28"/>
-        </w:rPr>
-        <w:t xml:space="preserve"> </w:t>
+        <w:t xml:space="preserve">– </w:t>
       </w:r>
       <w:r>
         <w:rPr>
@@ -1803,102 +2381,7 @@
           <w:sz w:val="28"/>
           <w:szCs w:val="28"/>
         </w:rPr>
-        <w:t>:</w:t>
-      </w:r>
-      <w:r>
-        <w:rPr>
-          <w:rFonts w:ascii="Times New Roman" w:hAnsi="Times New Roman" w:cs="Times New Roman"/>
-          <w:sz w:val="28"/>
-          <w:szCs w:val="28"/>
-        </w:rPr>
-        <w:t xml:space="preserve"> </w:t>
-      </w:r>
-      <w:hyperlink r:id="rId9" w:history="1">
-        <w:r>
-          <w:rPr>
-            <w:rStyle w:val="a4"/>
-            <w:rFonts w:ascii="Times New Roman" w:hAnsi="Times New Roman" w:cs="Times New Roman"/>
-            <w:color w:val="000000" w:themeColor="text1"/>
-            <w:sz w:val="28"/>
-            <w:szCs w:val="28"/>
-            <w:u w:val="none"/>
-          </w:rPr>
-          <w:t>https://10.rospotrebnadzor.ru/upload/medialibrary/f42/sanpin-2.2.4.3359_16.pdf</w:t>
-        </w:r>
-      </w:hyperlink>
-    </w:p>
-    <w:p>
-      <w:pPr>
-        <w:pStyle w:val="a3"/>
-        <w:numPr>
-          <w:ilvl w:val="0"/>
-          <w:numId w:val="1"/>
-        </w:numPr>
-        <w:tabs>
-          <w:tab w:val="left" w:pos="1134"/>
-        </w:tabs>
-        <w:spacing w:after="0" w:line="360" w:lineRule="auto"/>
-        <w:ind w:left="0" w:firstLine="567"/>
-        <w:contextualSpacing w:val="0"/>
-        <w:jc w:val="both"/>
-        <w:rPr>
-          <w:rFonts w:ascii="Times New Roman" w:hAnsi="Times New Roman" w:cs="Times New Roman"/>
-          <w:sz w:val="28"/>
-          <w:szCs w:val="28"/>
-        </w:rPr>
-      </w:pPr>
-      <w:proofErr w:type="spellStart"/>
-      <w:r>
-        <w:rPr>
-          <w:rFonts w:ascii="Times New Roman" w:hAnsi="Times New Roman" w:cs="Times New Roman"/>
-          <w:color w:val="000000" w:themeColor="text1"/>
-          <w:sz w:val="28"/>
-          <w:szCs w:val="28"/>
-        </w:rPr>
-        <w:t>СанПиН</w:t>
-      </w:r>
-      <w:proofErr w:type="spellEnd"/>
-      <w:r>
-        <w:rPr>
-          <w:rFonts w:ascii="Times New Roman" w:hAnsi="Times New Roman" w:cs="Times New Roman"/>
-          <w:color w:val="000000" w:themeColor="text1"/>
-          <w:sz w:val="28"/>
-          <w:szCs w:val="28"/>
-        </w:rPr>
-        <w:t xml:space="preserve"> 2.2.4.1191-03 «Электромагнитные поля в производственных условиях. Санитарно-эпидемиологические правила и нормативы» </w:t>
-      </w:r>
-      <w:r>
-        <w:rPr>
-          <w:rFonts w:ascii="Times New Roman" w:hAnsi="Times New Roman" w:cs="Times New Roman"/>
-          <w:sz w:val="28"/>
-          <w:szCs w:val="28"/>
-        </w:rPr>
-        <w:t xml:space="preserve">– </w:t>
-      </w:r>
-      <w:r>
-        <w:rPr>
-          <w:rFonts w:ascii="Times New Roman" w:hAnsi="Times New Roman" w:cs="Times New Roman"/>
-          <w:sz w:val="28"/>
-          <w:szCs w:val="28"/>
-          <w:lang w:val="en-US"/>
-        </w:rPr>
-        <w:t>URL</w:t>
-      </w:r>
-      <w:r>
-        <w:rPr>
-          <w:rFonts w:ascii="Times New Roman" w:hAnsi="Times New Roman" w:cs="Times New Roman"/>
-          <w:sz w:val="28"/>
-          <w:szCs w:val="28"/>
-        </w:rPr>
-        <w:t>:</w:t>
-      </w:r>
-      <w:r>
-        <w:rPr>
-          <w:rFonts w:ascii="Times New Roman" w:hAnsi="Times New Roman" w:cs="Times New Roman"/>
-          <w:sz w:val="28"/>
-          <w:szCs w:val="28"/>
-        </w:rPr>
-        <w:t xml:space="preserve"> </w:t>
+        <w:t xml:space="preserve">: </w:t>
       </w:r>
       <w:hyperlink r:id="rId10" w:history="1">
         <w:r>
@@ -1910,163 +2393,7 @@
             <w:szCs w:val="28"/>
             <w:u w:val="none"/>
           </w:rPr>
-          <w:t>https://ntm.ru/UserFiles/File/document/EMP/RCHD/SanPin2_2_4_1191_03.pdf</w:t>
-        </w:r>
-      </w:hyperlink>
-    </w:p>
-    <w:p>
-      <w:pPr>
-        <w:pStyle w:val="a3"/>
-        <w:numPr>
-          <w:ilvl w:val="0"/>
-          <w:numId w:val="1"/>
-        </w:numPr>
-        <w:tabs>
-          <w:tab w:val="left" w:pos="1134"/>
-        </w:tabs>
-        <w:spacing w:after="0" w:line="360" w:lineRule="auto"/>
-        <w:ind w:left="0" w:firstLine="567"/>
-        <w:contextualSpacing w:val="0"/>
-        <w:jc w:val="both"/>
-        <w:rPr>
-          <w:rFonts w:ascii="Times New Roman" w:hAnsi="Times New Roman" w:cs="Times New Roman"/>
-          <w:sz w:val="28"/>
-          <w:szCs w:val="28"/>
-        </w:rPr>
-      </w:pPr>
-      <w:proofErr w:type="spellStart"/>
-      <w:r>
-        <w:rPr>
-          <w:rFonts w:ascii="Times New Roman" w:hAnsi="Times New Roman" w:cs="Times New Roman"/>
-          <w:color w:val="000000" w:themeColor="text1"/>
-          <w:sz w:val="28"/>
-          <w:szCs w:val="28"/>
-        </w:rPr>
-        <w:t>СанПиН</w:t>
-      </w:r>
-      <w:proofErr w:type="spellEnd"/>
-      <w:r>
-        <w:rPr>
-          <w:rFonts w:ascii="Times New Roman" w:hAnsi="Times New Roman" w:cs="Times New Roman"/>
-          <w:color w:val="000000" w:themeColor="text1"/>
-          <w:sz w:val="28"/>
-          <w:szCs w:val="28"/>
-        </w:rPr>
-        <w:t xml:space="preserve"> 1.2.3685-21 «Гигиенические нормативы и требования к обеспечению безопасности и (или) безвредности для человека факторов среды обитания»</w:t>
-      </w:r>
-      <w:r>
-        <w:rPr>
-          <w:rFonts w:ascii="Times New Roman" w:hAnsi="Times New Roman" w:cs="Times New Roman"/>
-          <w:color w:val="000000" w:themeColor="text1"/>
-          <w:sz w:val="28"/>
-          <w:szCs w:val="28"/>
-        </w:rPr>
-        <w:t xml:space="preserve"> </w:t>
-      </w:r>
-      <w:r>
-        <w:rPr>
-          <w:rFonts w:ascii="Times New Roman" w:hAnsi="Times New Roman" w:cs="Times New Roman"/>
-          <w:sz w:val="28"/>
-          <w:szCs w:val="28"/>
-        </w:rPr>
-        <w:t xml:space="preserve">– </w:t>
-      </w:r>
-      <w:r>
-        <w:rPr>
-          <w:rFonts w:ascii="Times New Roman" w:hAnsi="Times New Roman" w:cs="Times New Roman"/>
-          <w:sz w:val="28"/>
-          <w:szCs w:val="28"/>
-          <w:lang w:val="en-US"/>
-        </w:rPr>
-        <w:t>URL</w:t>
-      </w:r>
-      <w:r>
-        <w:rPr>
-          <w:rFonts w:ascii="Times New Roman" w:hAnsi="Times New Roman" w:cs="Times New Roman"/>
-          <w:sz w:val="28"/>
-          <w:szCs w:val="28"/>
-        </w:rPr>
-        <w:t xml:space="preserve">: </w:t>
-      </w:r>
-      <w:hyperlink r:id="rId11" w:history="1">
-        <w:r>
-          <w:rPr>
-            <w:rStyle w:val="a4"/>
-            <w:rFonts w:ascii="Times New Roman" w:hAnsi="Times New Roman" w:cs="Times New Roman"/>
-            <w:color w:val="000000" w:themeColor="text1"/>
-            <w:sz w:val="28"/>
-            <w:szCs w:val="28"/>
-            <w:u w:val="none"/>
-          </w:rPr>
           <w:t>https://nagut6.gosuslugi.ru/netcat_files/174/2801/SP123685_21.pdf</w:t>
-        </w:r>
-      </w:hyperlink>
-    </w:p>
-    <w:p>
-      <w:pPr>
-        <w:pStyle w:val="a3"/>
-        <w:numPr>
-          <w:ilvl w:val="0"/>
-          <w:numId w:val="1"/>
-        </w:numPr>
-        <w:tabs>
-          <w:tab w:val="left" w:pos="1134"/>
-        </w:tabs>
-        <w:spacing w:after="0" w:line="360" w:lineRule="auto"/>
-        <w:ind w:left="0" w:firstLine="567"/>
-        <w:contextualSpacing w:val="0"/>
-        <w:jc w:val="both"/>
-        <w:rPr>
-          <w:rFonts w:ascii="Times New Roman" w:hAnsi="Times New Roman" w:cs="Times New Roman"/>
-          <w:sz w:val="28"/>
-          <w:szCs w:val="28"/>
-        </w:rPr>
-      </w:pPr>
-      <w:r>
-        <w:rPr>
-          <w:rFonts w:ascii="Times New Roman" w:hAnsi="Times New Roman" w:cs="Times New Roman"/>
-          <w:color w:val="000000" w:themeColor="text1"/>
-          <w:sz w:val="28"/>
-          <w:szCs w:val="28"/>
-        </w:rPr>
-        <w:t xml:space="preserve">Трудовой кодекс РФ от 30.12.2001 № 197-Ф3 </w:t>
-      </w:r>
-      <w:r>
-        <w:rPr>
-          <w:rFonts w:ascii="Times New Roman" w:hAnsi="Times New Roman" w:cs="Times New Roman"/>
-          <w:sz w:val="28"/>
-          <w:szCs w:val="28"/>
-        </w:rPr>
-        <w:t xml:space="preserve">– </w:t>
-      </w:r>
-      <w:r>
-        <w:rPr>
-          <w:rFonts w:ascii="Times New Roman" w:hAnsi="Times New Roman" w:cs="Times New Roman"/>
-          <w:sz w:val="28"/>
-          <w:szCs w:val="28"/>
-          <w:lang w:val="en-US"/>
-        </w:rPr>
-        <w:t>URL</w:t>
-      </w:r>
-      <w:r>
-        <w:rPr>
-          <w:rFonts w:ascii="Times New Roman" w:hAnsi="Times New Roman" w:cs="Times New Roman"/>
-          <w:sz w:val="28"/>
-          <w:szCs w:val="28"/>
-        </w:rPr>
-        <w:t xml:space="preserve">: </w:t>
-      </w:r>
-      <w:hyperlink r:id="rId12" w:history="1">
-        <w:r>
-          <w:rPr>
-            <w:rStyle w:val="a4"/>
-            <w:rFonts w:ascii="Times New Roman" w:hAnsi="Times New Roman" w:cs="Times New Roman"/>
-            <w:color w:val="000000" w:themeColor="text1"/>
-            <w:sz w:val="28"/>
-            <w:szCs w:val="28"/>
-            <w:u w:val="none"/>
-          </w:rPr>
-          <w:t>https://sfr.gov.ru/files/branches/kirov/2025/3/6_Trudovoy_kodeks_Rossiyskoy_Federatsii_ot_30-12-2001_N_197-FZ.pdf</w:t>
         </w:r>
       </w:hyperlink>
     </w:p>
@@ -2083,6 +2410,119 @@
 <file path=word/numbering.xml><?xml version="1.0" encoding="utf-8"?>
 <w:numbering xmlns:ve="http://schemas.openxmlformats.org/markup-compatibility/2006" xmlns:o="urn:schemas-microsoft-com:office:office" xmlns:r="http://schemas.openxmlformats.org/officeDocument/2006/relationships" xmlns:m="http://schemas.openxmlformats.org/officeDocument/2006/math" xmlns:v="urn:schemas-microsoft-com:vml" xmlns:wp="http://schemas.openxmlformats.org/drawingml/2006/wordprocessingDrawing" xmlns:w10="urn:schemas-microsoft-com:office:word" xmlns:w="http://schemas.openxmlformats.org/wordprocessingml/2006/main" xmlns:wne="http://schemas.microsoft.com/office/word/2006/wordml">
   <w:abstractNum w:abstractNumId="0">
+    <w:nsid w:val="12C96E20"/>
+    <w:multiLevelType w:val="hybridMultilevel"/>
+    <w:tmpl w:val="2BA47A0A"/>
+    <w:lvl w:ilvl="0" w:tplc="0F323F84">
+      <w:start w:val="1"/>
+      <w:numFmt w:val="bullet"/>
+      <w:lvlText w:val=""/>
+      <w:lvlJc w:val="left"/>
+      <w:pPr>
+        <w:ind w:left="1287" w:hanging="360"/>
+      </w:pPr>
+      <w:rPr>
+        <w:rFonts w:ascii="Symbol" w:hAnsi="Symbol" w:hint="default"/>
+      </w:rPr>
+    </w:lvl>
+    <w:lvl w:ilvl="1" w:tplc="04190003" w:tentative="1">
+      <w:start w:val="1"/>
+      <w:numFmt w:val="bullet"/>
+      <w:lvlText w:val="o"/>
+      <w:lvlJc w:val="left"/>
+      <w:pPr>
+        <w:ind w:left="2007" w:hanging="360"/>
+      </w:pPr>
+      <w:rPr>
+        <w:rFonts w:ascii="Courier New" w:hAnsi="Courier New" w:cs="Courier New" w:hint="default"/>
+      </w:rPr>
+    </w:lvl>
+    <w:lvl w:ilvl="2" w:tplc="04190005" w:tentative="1">
+      <w:start w:val="1"/>
+      <w:numFmt w:val="bullet"/>
+      <w:lvlText w:val=""/>
+      <w:lvlJc w:val="left"/>
+      <w:pPr>
+        <w:ind w:left="2727" w:hanging="360"/>
+      </w:pPr>
+      <w:rPr>
+        <w:rFonts w:ascii="Wingdings" w:hAnsi="Wingdings" w:hint="default"/>
+      </w:rPr>
+    </w:lvl>
+    <w:lvl w:ilvl="3" w:tplc="04190001" w:tentative="1">
+      <w:start w:val="1"/>
+      <w:numFmt w:val="bullet"/>
+      <w:lvlText w:val=""/>
+      <w:lvlJc w:val="left"/>
+      <w:pPr>
+        <w:ind w:left="3447" w:hanging="360"/>
+      </w:pPr>
+      <w:rPr>
+        <w:rFonts w:ascii="Symbol" w:hAnsi="Symbol" w:hint="default"/>
+      </w:rPr>
+    </w:lvl>
+    <w:lvl w:ilvl="4" w:tplc="04190003" w:tentative="1">
+      <w:start w:val="1"/>
+      <w:numFmt w:val="bullet"/>
+      <w:lvlText w:val="o"/>
+      <w:lvlJc w:val="left"/>
+      <w:pPr>
+        <w:ind w:left="4167" w:hanging="360"/>
+      </w:pPr>
+      <w:rPr>
+        <w:rFonts w:ascii="Courier New" w:hAnsi="Courier New" w:cs="Courier New" w:hint="default"/>
+      </w:rPr>
+    </w:lvl>
+    <w:lvl w:ilvl="5" w:tplc="04190005" w:tentative="1">
+      <w:start w:val="1"/>
+      <w:numFmt w:val="bullet"/>
+      <w:lvlText w:val=""/>
+      <w:lvlJc w:val="left"/>
+      <w:pPr>
+        <w:ind w:left="4887" w:hanging="360"/>
+      </w:pPr>
+      <w:rPr>
+        <w:rFonts w:ascii="Wingdings" w:hAnsi="Wingdings" w:hint="default"/>
+      </w:rPr>
+    </w:lvl>
+    <w:lvl w:ilvl="6" w:tplc="04190001" w:tentative="1">
+      <w:start w:val="1"/>
+      <w:numFmt w:val="bullet"/>
+      <w:lvlText w:val=""/>
+      <w:lvlJc w:val="left"/>
+      <w:pPr>
+        <w:ind w:left="5607" w:hanging="360"/>
+      </w:pPr>
+      <w:rPr>
+        <w:rFonts w:ascii="Symbol" w:hAnsi="Symbol" w:hint="default"/>
+      </w:rPr>
+    </w:lvl>
+    <w:lvl w:ilvl="7" w:tplc="04190003" w:tentative="1">
+      <w:start w:val="1"/>
+      <w:numFmt w:val="bullet"/>
+      <w:lvlText w:val="o"/>
+      <w:lvlJc w:val="left"/>
+      <w:pPr>
+        <w:ind w:left="6327" w:hanging="360"/>
+      </w:pPr>
+      <w:rPr>
+        <w:rFonts w:ascii="Courier New" w:hAnsi="Courier New" w:cs="Courier New" w:hint="default"/>
+      </w:rPr>
+    </w:lvl>
+    <w:lvl w:ilvl="8" w:tplc="04190005" w:tentative="1">
+      <w:start w:val="1"/>
+      <w:numFmt w:val="bullet"/>
+      <w:lvlText w:val=""/>
+      <w:lvlJc w:val="left"/>
+      <w:pPr>
+        <w:ind w:left="7047" w:hanging="360"/>
+      </w:pPr>
+      <w:rPr>
+        <w:rFonts w:ascii="Wingdings" w:hAnsi="Wingdings" w:hint="default"/>
+      </w:rPr>
+    </w:lvl>
+  </w:abstractNum>
+  <w:abstractNum w:abstractNumId="1">
     <w:nsid w:val="1E415393"/>
     <w:multiLevelType w:val="hybridMultilevel"/>
     <w:tmpl w:val="DB304204"/>
@@ -2169,6 +2609,9 @@
     </w:lvl>
   </w:abstractNum>
   <w:num w:numId="1">
+    <w:abstractNumId w:val="1"/>
+  </w:num>
+  <w:num w:numId="2">
     <w:abstractNumId w:val="0"/>
   </w:num>
 </w:numbering>
